--- a/NestJS/from-docs/nestjs-notes-05.docx
+++ b/NestJS/from-docs/nestjs-notes-05.docx
@@ -1,6 +1,6 @@
 
 <file path=word/document.xml><?xml version="1.0" encoding="utf-8"?>
-<w:document xmlns:wpc="http://schemas.microsoft.com/office/word/2010/wordprocessingCanvas" xmlns:cx="http://schemas.microsoft.com/office/drawing/2014/chartex" xmlns:cx1="http://schemas.microsoft.com/office/drawing/2015/9/8/chartex" xmlns:cx2="http://schemas.microsoft.com/office/drawing/2015/10/21/chartex" xmlns:cx3="http://schemas.microsoft.com/office/drawing/2016/5/9/chartex" xmlns:cx4="http://schemas.microsoft.com/office/drawing/2016/5/10/chartex" xmlns:cx5="http://schemas.microsoft.com/office/drawing/2016/5/11/chartex" xmlns:cx6="http://schemas.microsoft.com/office/drawing/2016/5/12/chartex" xmlns:cx7="http://schemas.microsoft.com/office/drawing/2016/5/13/chartex" xmlns:cx8="http://schemas.microsoft.com/office/drawing/2016/5/14/chartex" xmlns:mc="http://schemas.openxmlformats.org/markup-compatibility/2006" xmlns:aink="http://schemas.microsoft.com/office/drawing/2016/ink" xmlns:am3d="http://schemas.microsoft.com/office/drawing/2017/model3d" xmlns:o="urn:schemas-microsoft-com:office:office" xmlns:oel="http://schemas.microsoft.com/office/2019/extlst" xmlns:r="http://schemas.openxmlformats.org/officeDocument/2006/relationships" xmlns:m="http://schemas.openxmlformats.org/officeDocument/2006/math" xmlns:v="urn:schemas-microsoft-com:vml" xmlns:wp14="http://schemas.microsoft.com/office/word/2010/wordprocessingDrawing" xmlns:wp="http://schemas.openxmlformats.org/drawingml/2006/wordprocessingDrawing" xmlns:w10="urn:schemas-microsoft-com:office:word" xmlns:w="http://schemas.openxmlformats.org/wordprocessingml/2006/main" xmlns:w14="http://schemas.microsoft.com/office/word/2010/wordml" xmlns:w15="http://schemas.microsoft.com/office/word/2012/wordml" xmlns:w16cex="http://schemas.microsoft.com/office/word/2018/wordml/cex" xmlns:w16cid="http://schemas.microsoft.com/office/word/2016/wordml/cid" xmlns:w16="http://schemas.microsoft.com/office/word/2018/wordml" xmlns:w16sdtdh="http://schemas.microsoft.com/office/word/2020/wordml/sdtdatahash" xmlns:w16se="http://schemas.microsoft.com/office/word/2015/wordml/symex" xmlns:wpg="http://schemas.microsoft.com/office/word/2010/wordprocessingGroup" xmlns:wpi="http://schemas.microsoft.com/office/word/2010/wordprocessingInk" xmlns:wne="http://schemas.microsoft.com/office/word/2006/wordml" xmlns:wps="http://schemas.microsoft.com/office/word/2010/wordprocessingShape" mc:Ignorable="w14 w15 w16se w16cid w16 w16cex w16sdtdh wp14">
+<w:document xmlns:wpc="http://schemas.microsoft.com/office/word/2010/wordprocessingCanvas" xmlns:cx="http://schemas.microsoft.com/office/drawing/2014/chartex" xmlns:mc="http://schemas.openxmlformats.org/markup-compatibility/2006" xmlns:o="urn:schemas-microsoft-com:office:office" xmlns:r="http://schemas.openxmlformats.org/officeDocument/2006/relationships" xmlns:m="http://schemas.openxmlformats.org/officeDocument/2006/math" xmlns:v="urn:schemas-microsoft-com:vml" xmlns:wp14="http://schemas.microsoft.com/office/word/2010/wordprocessingDrawing" xmlns:wp="http://schemas.openxmlformats.org/drawingml/2006/wordprocessingDrawing" xmlns:w10="urn:schemas-microsoft-com:office:word" xmlns:w="http://schemas.openxmlformats.org/wordprocessingml/2006/main" xmlns:w14="http://schemas.microsoft.com/office/word/2010/wordml" xmlns:w15="http://schemas.microsoft.com/office/word/2012/wordml" xmlns:w16se="http://schemas.microsoft.com/office/word/2015/wordml/symex" xmlns:wpg="http://schemas.microsoft.com/office/word/2010/wordprocessingGroup" xmlns:wpi="http://schemas.microsoft.com/office/word/2010/wordprocessingInk" xmlns:wne="http://schemas.microsoft.com/office/word/2006/wordml" xmlns:wps="http://schemas.microsoft.com/office/word/2010/wordprocessingShape" mc:Ignorable="w14 w15 w16se wp14">
   <w:body>
     <w:p>
       <w:pPr>
@@ -43,6 +43,7 @@
           <w:szCs w:val="21"/>
         </w:rPr>
       </w:pPr>
+      <w:proofErr w:type="gramStart"/>
       <w:r>
         <w:rPr>
           <w:rFonts w:ascii="Consolas" w:eastAsia="Times New Roman" w:hAnsi="Consolas" w:cs="Times New Roman"/>
@@ -52,24 +53,15 @@
         </w:rPr>
         <w:t>import</w:t>
       </w:r>
-      <w:r>
-        <w:rPr>
-          <w:rFonts w:ascii="Consolas" w:eastAsia="Times New Roman" w:hAnsi="Consolas" w:cs="Times New Roman"/>
-          <w:color w:val="3B3B3B"/>
-          <w:sz w:val="21"/>
-          <w:szCs w:val="21"/>
-        </w:rPr>
-        <w:t xml:space="preserve"> </w:t>
-      </w:r>
-      <w:proofErr w:type="gramStart"/>
-      <w:r>
-        <w:rPr>
-          <w:rFonts w:ascii="Consolas" w:eastAsia="Times New Roman" w:hAnsi="Consolas" w:cs="Times New Roman"/>
-          <w:color w:val="3B3B3B"/>
-          <w:sz w:val="21"/>
-          <w:szCs w:val="21"/>
-        </w:rPr>
-        <w:t xml:space="preserve">{ </w:t>
+      <w:proofErr w:type="gramEnd"/>
+      <w:r>
+        <w:rPr>
+          <w:rFonts w:ascii="Consolas" w:eastAsia="Times New Roman" w:hAnsi="Consolas" w:cs="Times New Roman"/>
+          <w:color w:val="3B3B3B"/>
+          <w:sz w:val="21"/>
+          <w:szCs w:val="21"/>
+        </w:rPr>
+        <w:t xml:space="preserve"> { </w:t>
       </w:r>
       <w:r>
         <w:rPr>
@@ -80,7 +72,6 @@
         </w:rPr>
         <w:t>Reflector</w:t>
       </w:r>
-      <w:proofErr w:type="gramEnd"/>
       <w:r>
         <w:rPr>
           <w:rFonts w:ascii="Consolas" w:eastAsia="Times New Roman" w:hAnsi="Consolas" w:cs="Times New Roman"/>
@@ -150,6 +141,7 @@
           <w:szCs w:val="21"/>
         </w:rPr>
       </w:pPr>
+      <w:proofErr w:type="gramStart"/>
       <w:r>
         <w:rPr>
           <w:rFonts w:ascii="Consolas" w:eastAsia="Times New Roman" w:hAnsi="Consolas" w:cs="Times New Roman"/>
@@ -159,6 +151,7 @@
         </w:rPr>
         <w:t>export</w:t>
       </w:r>
+      <w:proofErr w:type="gramEnd"/>
       <w:r>
         <w:rPr>
           <w:rFonts w:ascii="Consolas" w:eastAsia="Times New Roman" w:hAnsi="Consolas" w:cs="Times New Roman"/>
@@ -258,7 +251,6 @@
         </w:rPr>
         <w:t>&lt;</w:t>
       </w:r>
-      <w:proofErr w:type="gramStart"/>
       <w:r>
         <w:rPr>
           <w:rFonts w:ascii="Consolas" w:eastAsia="Times New Roman" w:hAnsi="Consolas" w:cs="Times New Roman"/>
@@ -275,17 +267,7 @@
           <w:sz w:val="21"/>
           <w:szCs w:val="21"/>
         </w:rPr>
-        <w:t>[</w:t>
-      </w:r>
-      <w:proofErr w:type="gramEnd"/>
-      <w:r>
-        <w:rPr>
-          <w:rFonts w:ascii="Consolas" w:eastAsia="Times New Roman" w:hAnsi="Consolas" w:cs="Times New Roman"/>
-          <w:color w:val="3B3B3B"/>
-          <w:sz w:val="21"/>
-          <w:szCs w:val="21"/>
-        </w:rPr>
-        <w:t>]&gt;()</w:t>
+        <w:t>[]&gt;()</w:t>
       </w:r>
     </w:p>
     <w:p>
@@ -337,6 +319,7 @@
           <w:szCs w:val="21"/>
         </w:rPr>
       </w:pPr>
+      <w:proofErr w:type="gramStart"/>
       <w:r>
         <w:rPr>
           <w:rFonts w:ascii="Consolas" w:eastAsia="Times New Roman" w:hAnsi="Consolas" w:cs="Times New Roman"/>
@@ -346,24 +329,15 @@
         </w:rPr>
         <w:t>import</w:t>
       </w:r>
-      <w:r>
-        <w:rPr>
-          <w:rFonts w:ascii="Consolas" w:eastAsia="Times New Roman" w:hAnsi="Consolas" w:cs="Times New Roman"/>
-          <w:color w:val="3B3B3B"/>
-          <w:sz w:val="21"/>
-          <w:szCs w:val="21"/>
-        </w:rPr>
-        <w:t xml:space="preserve"> </w:t>
-      </w:r>
-      <w:proofErr w:type="gramStart"/>
-      <w:r>
-        <w:rPr>
-          <w:rFonts w:ascii="Consolas" w:eastAsia="Times New Roman" w:hAnsi="Consolas" w:cs="Times New Roman"/>
-          <w:color w:val="3B3B3B"/>
-          <w:sz w:val="21"/>
-          <w:szCs w:val="21"/>
-        </w:rPr>
-        <w:t xml:space="preserve">{ </w:t>
+      <w:proofErr w:type="gramEnd"/>
+      <w:r>
+        <w:rPr>
+          <w:rFonts w:ascii="Consolas" w:eastAsia="Times New Roman" w:hAnsi="Consolas" w:cs="Times New Roman"/>
+          <w:color w:val="3B3B3B"/>
+          <w:sz w:val="21"/>
+          <w:szCs w:val="21"/>
+        </w:rPr>
+        <w:t xml:space="preserve"> { </w:t>
       </w:r>
       <w:r>
         <w:rPr>
@@ -374,7 +348,6 @@
         </w:rPr>
         <w:t>CanActivate</w:t>
       </w:r>
-      <w:proofErr w:type="gramEnd"/>
       <w:r>
         <w:rPr>
           <w:rFonts w:ascii="Consolas" w:eastAsia="Times New Roman" w:hAnsi="Consolas" w:cs="Times New Roman"/>
@@ -468,6 +441,7 @@
           <w:szCs w:val="21"/>
         </w:rPr>
       </w:pPr>
+      <w:proofErr w:type="gramStart"/>
       <w:r>
         <w:rPr>
           <w:rFonts w:ascii="Consolas" w:eastAsia="Times New Roman" w:hAnsi="Consolas" w:cs="Times New Roman"/>
@@ -477,24 +451,15 @@
         </w:rPr>
         <w:t>import</w:t>
       </w:r>
-      <w:r>
-        <w:rPr>
-          <w:rFonts w:ascii="Consolas" w:eastAsia="Times New Roman" w:hAnsi="Consolas" w:cs="Times New Roman"/>
-          <w:color w:val="3B3B3B"/>
-          <w:sz w:val="21"/>
-          <w:szCs w:val="21"/>
-        </w:rPr>
-        <w:t xml:space="preserve"> </w:t>
-      </w:r>
-      <w:proofErr w:type="gramStart"/>
-      <w:r>
-        <w:rPr>
-          <w:rFonts w:ascii="Consolas" w:eastAsia="Times New Roman" w:hAnsi="Consolas" w:cs="Times New Roman"/>
-          <w:color w:val="3B3B3B"/>
-          <w:sz w:val="21"/>
-          <w:szCs w:val="21"/>
-        </w:rPr>
-        <w:t xml:space="preserve">{ </w:t>
+      <w:proofErr w:type="gramEnd"/>
+      <w:r>
+        <w:rPr>
+          <w:rFonts w:ascii="Consolas" w:eastAsia="Times New Roman" w:hAnsi="Consolas" w:cs="Times New Roman"/>
+          <w:color w:val="3B3B3B"/>
+          <w:sz w:val="21"/>
+          <w:szCs w:val="21"/>
+        </w:rPr>
+        <w:t xml:space="preserve"> { </w:t>
       </w:r>
       <w:r>
         <w:rPr>
@@ -505,7 +470,6 @@
         </w:rPr>
         <w:t>Reflector</w:t>
       </w:r>
-      <w:proofErr w:type="gramEnd"/>
       <w:r>
         <w:rPr>
           <w:rFonts w:ascii="Consolas" w:eastAsia="Times New Roman" w:hAnsi="Consolas" w:cs="Times New Roman"/>
@@ -563,6 +527,7 @@
           <w:szCs w:val="21"/>
         </w:rPr>
       </w:pPr>
+      <w:proofErr w:type="gramStart"/>
       <w:r>
         <w:rPr>
           <w:rFonts w:ascii="Consolas" w:eastAsia="Times New Roman" w:hAnsi="Consolas" w:cs="Times New Roman"/>
@@ -572,24 +537,15 @@
         </w:rPr>
         <w:t>import</w:t>
       </w:r>
-      <w:r>
-        <w:rPr>
-          <w:rFonts w:ascii="Consolas" w:eastAsia="Times New Roman" w:hAnsi="Consolas" w:cs="Times New Roman"/>
-          <w:color w:val="3B3B3B"/>
-          <w:sz w:val="21"/>
-          <w:szCs w:val="21"/>
-        </w:rPr>
-        <w:t xml:space="preserve"> </w:t>
-      </w:r>
-      <w:proofErr w:type="gramStart"/>
-      <w:r>
-        <w:rPr>
-          <w:rFonts w:ascii="Consolas" w:eastAsia="Times New Roman" w:hAnsi="Consolas" w:cs="Times New Roman"/>
-          <w:color w:val="3B3B3B"/>
-          <w:sz w:val="21"/>
-          <w:szCs w:val="21"/>
-        </w:rPr>
-        <w:t xml:space="preserve">{ </w:t>
+      <w:proofErr w:type="gramEnd"/>
+      <w:r>
+        <w:rPr>
+          <w:rFonts w:ascii="Consolas" w:eastAsia="Times New Roman" w:hAnsi="Consolas" w:cs="Times New Roman"/>
+          <w:color w:val="3B3B3B"/>
+          <w:sz w:val="21"/>
+          <w:szCs w:val="21"/>
+        </w:rPr>
+        <w:t xml:space="preserve"> { </w:t>
       </w:r>
       <w:r>
         <w:rPr>
@@ -600,7 +556,6 @@
         </w:rPr>
         <w:t>Observable</w:t>
       </w:r>
-      <w:proofErr w:type="gramEnd"/>
       <w:r>
         <w:rPr>
           <w:rFonts w:ascii="Consolas" w:eastAsia="Times New Roman" w:hAnsi="Consolas" w:cs="Times New Roman"/>
@@ -658,6 +613,7 @@
           <w:szCs w:val="21"/>
         </w:rPr>
       </w:pPr>
+      <w:proofErr w:type="gramStart"/>
       <w:r>
         <w:rPr>
           <w:rFonts w:ascii="Consolas" w:eastAsia="Times New Roman" w:hAnsi="Consolas" w:cs="Times New Roman"/>
@@ -667,24 +623,15 @@
         </w:rPr>
         <w:t>import</w:t>
       </w:r>
-      <w:r>
-        <w:rPr>
-          <w:rFonts w:ascii="Consolas" w:eastAsia="Times New Roman" w:hAnsi="Consolas" w:cs="Times New Roman"/>
-          <w:color w:val="3B3B3B"/>
-          <w:sz w:val="21"/>
-          <w:szCs w:val="21"/>
-        </w:rPr>
-        <w:t xml:space="preserve"> </w:t>
-      </w:r>
-      <w:proofErr w:type="gramStart"/>
-      <w:r>
-        <w:rPr>
-          <w:rFonts w:ascii="Consolas" w:eastAsia="Times New Roman" w:hAnsi="Consolas" w:cs="Times New Roman"/>
-          <w:color w:val="3B3B3B"/>
-          <w:sz w:val="21"/>
-          <w:szCs w:val="21"/>
-        </w:rPr>
-        <w:t xml:space="preserve">{ </w:t>
+      <w:proofErr w:type="gramEnd"/>
+      <w:r>
+        <w:rPr>
+          <w:rFonts w:ascii="Consolas" w:eastAsia="Times New Roman" w:hAnsi="Consolas" w:cs="Times New Roman"/>
+          <w:color w:val="3B3B3B"/>
+          <w:sz w:val="21"/>
+          <w:szCs w:val="21"/>
+        </w:rPr>
+        <w:t xml:space="preserve"> { </w:t>
       </w:r>
       <w:r>
         <w:rPr>
@@ -695,7 +642,6 @@
         </w:rPr>
         <w:t>Roles</w:t>
       </w:r>
-      <w:proofErr w:type="gramEnd"/>
       <w:r>
         <w:rPr>
           <w:rFonts w:ascii="Consolas" w:eastAsia="Times New Roman" w:hAnsi="Consolas" w:cs="Times New Roman"/>
@@ -765,6 +711,7 @@
           <w:szCs w:val="21"/>
         </w:rPr>
       </w:pPr>
+      <w:proofErr w:type="gramStart"/>
       <w:r>
         <w:rPr>
           <w:rFonts w:ascii="Consolas" w:eastAsia="Times New Roman" w:hAnsi="Consolas" w:cs="Times New Roman"/>
@@ -774,7 +721,6 @@
         </w:rPr>
         <w:t>@</w:t>
       </w:r>
-      <w:proofErr w:type="gramStart"/>
       <w:r>
         <w:rPr>
           <w:rFonts w:ascii="Consolas" w:eastAsia="Times New Roman" w:hAnsi="Consolas" w:cs="Times New Roman"/>
@@ -791,18 +737,9 @@
           <w:sz w:val="21"/>
           <w:szCs w:val="21"/>
         </w:rPr>
-        <w:t>(</w:t>
+        <w:t>()</w:t>
       </w:r>
       <w:proofErr w:type="gramEnd"/>
-      <w:r>
-        <w:rPr>
-          <w:rFonts w:ascii="Consolas" w:eastAsia="Times New Roman" w:hAnsi="Consolas" w:cs="Times New Roman"/>
-          <w:color w:val="3B3B3B"/>
-          <w:sz w:val="21"/>
-          <w:szCs w:val="21"/>
-        </w:rPr>
-        <w:t>)</w:t>
-      </w:r>
     </w:p>
     <w:p>
       <w:pPr>
@@ -1332,6 +1269,7 @@
         </w:rPr>
         <w:t xml:space="preserve">    </w:t>
       </w:r>
+      <w:proofErr w:type="gramStart"/>
       <w:r>
         <w:rPr>
           <w:rFonts w:ascii="Consolas" w:eastAsia="Times New Roman" w:hAnsi="Consolas" w:cs="Times New Roman"/>
@@ -1341,6 +1279,7 @@
         </w:rPr>
         <w:t>const</w:t>
       </w:r>
+      <w:proofErr w:type="gramEnd"/>
       <w:r>
         <w:rPr>
           <w:rFonts w:ascii="Consolas" w:eastAsia="Times New Roman" w:hAnsi="Consolas" w:cs="Times New Roman"/>
@@ -1386,7 +1325,6 @@
         </w:rPr>
         <w:t xml:space="preserve"> </w:t>
       </w:r>
-      <w:proofErr w:type="gramStart"/>
       <w:r>
         <w:rPr>
           <w:rFonts w:ascii="Consolas" w:eastAsia="Times New Roman" w:hAnsi="Consolas" w:cs="Times New Roman"/>
@@ -1441,7 +1379,6 @@
         </w:rPr>
         <w:t>(</w:t>
       </w:r>
-      <w:proofErr w:type="gramEnd"/>
       <w:r>
         <w:rPr>
           <w:rFonts w:ascii="Consolas" w:eastAsia="Times New Roman" w:hAnsi="Consolas" w:cs="Times New Roman"/>
@@ -1517,6 +1454,7 @@
         </w:rPr>
         <w:t xml:space="preserve">    </w:t>
       </w:r>
+      <w:proofErr w:type="gramStart"/>
       <w:r>
         <w:rPr>
           <w:rFonts w:ascii="Consolas" w:eastAsia="Times New Roman" w:hAnsi="Consolas" w:cs="Times New Roman"/>
@@ -1526,7 +1464,6 @@
         </w:rPr>
         <w:t>if</w:t>
       </w:r>
-      <w:proofErr w:type="gramStart"/>
       <w:r>
         <w:rPr>
           <w:rFonts w:ascii="Consolas" w:eastAsia="Times New Roman" w:hAnsi="Consolas" w:cs="Times New Roman"/>
@@ -1536,6 +1473,7 @@
         </w:rPr>
         <w:t>(</w:t>
       </w:r>
+      <w:proofErr w:type="gramEnd"/>
       <w:r>
         <w:rPr>
           <w:rFonts w:ascii="Consolas" w:eastAsia="Times New Roman" w:hAnsi="Consolas" w:cs="Times New Roman"/>
@@ -1554,7 +1492,6 @@
         </w:rPr>
         <w:t>roles</w:t>
       </w:r>
-      <w:proofErr w:type="gramEnd"/>
       <w:r>
         <w:rPr>
           <w:rFonts w:ascii="Consolas" w:eastAsia="Times New Roman" w:hAnsi="Consolas" w:cs="Times New Roman"/>
@@ -1666,6 +1603,7 @@
         </w:rPr>
         <w:t xml:space="preserve">    </w:t>
       </w:r>
+      <w:proofErr w:type="gramStart"/>
       <w:r>
         <w:rPr>
           <w:rFonts w:ascii="Consolas" w:eastAsia="Times New Roman" w:hAnsi="Consolas" w:cs="Times New Roman"/>
@@ -1675,6 +1613,7 @@
         </w:rPr>
         <w:t>const</w:t>
       </w:r>
+      <w:proofErr w:type="gramEnd"/>
       <w:r>
         <w:rPr>
           <w:rFonts w:ascii="Consolas" w:eastAsia="Times New Roman" w:hAnsi="Consolas" w:cs="Times New Roman"/>
@@ -1720,7 +1659,6 @@
         </w:rPr>
         <w:t xml:space="preserve"> </w:t>
       </w:r>
-      <w:proofErr w:type="gramStart"/>
       <w:r>
         <w:rPr>
           <w:rFonts w:ascii="Consolas" w:eastAsia="Times New Roman" w:hAnsi="Consolas" w:cs="Times New Roman"/>
@@ -1748,7 +1686,6 @@
         </w:rPr>
         <w:t>switchToHttp</w:t>
       </w:r>
-      <w:proofErr w:type="gramEnd"/>
       <w:r>
         <w:rPr>
           <w:rFonts w:ascii="Consolas" w:eastAsia="Times New Roman" w:hAnsi="Consolas" w:cs="Times New Roman"/>
@@ -1797,6 +1734,7 @@
         </w:rPr>
         <w:t xml:space="preserve">    </w:t>
       </w:r>
+      <w:proofErr w:type="gramStart"/>
       <w:r>
         <w:rPr>
           <w:rFonts w:ascii="Consolas" w:eastAsia="Times New Roman" w:hAnsi="Consolas" w:cs="Times New Roman"/>
@@ -1806,6 +1744,7 @@
         </w:rPr>
         <w:t>const</w:t>
       </w:r>
+      <w:proofErr w:type="gramEnd"/>
       <w:r>
         <w:rPr>
           <w:rFonts w:ascii="Consolas" w:eastAsia="Times New Roman" w:hAnsi="Consolas" w:cs="Times New Roman"/>
@@ -1851,7 +1790,6 @@
         </w:rPr>
         <w:t xml:space="preserve"> </w:t>
       </w:r>
-      <w:proofErr w:type="gramStart"/>
       <w:r>
         <w:rPr>
           <w:rFonts w:ascii="Consolas" w:eastAsia="Times New Roman" w:hAnsi="Consolas" w:cs="Times New Roman"/>
@@ -1879,7 +1817,6 @@
         </w:rPr>
         <w:t>headers</w:t>
       </w:r>
-      <w:proofErr w:type="gramEnd"/>
       <w:r>
         <w:rPr>
           <w:rFonts w:ascii="Consolas" w:eastAsia="Times New Roman" w:hAnsi="Consolas" w:cs="Times New Roman"/>
@@ -2804,6 +2741,2928 @@
     </w:p>
     <w:p>
       <w:pPr>
+        <w:shd w:val="clear" w:color="auto" w:fill="FFFFFF"/>
+        <w:spacing w:after="0" w:line="285" w:lineRule="atLeast"/>
+        <w:rPr>
+          <w:rFonts w:ascii="Consolas" w:eastAsia="Times New Roman" w:hAnsi="Consolas" w:cs="Times New Roman"/>
+          <w:color w:val="AF00DB"/>
+          <w:sz w:val="21"/>
+          <w:szCs w:val="21"/>
+        </w:rPr>
+      </w:pPr>
+    </w:p>
+    <w:p>
+      <w:pPr>
+        <w:shd w:val="clear" w:color="auto" w:fill="FFFFFF"/>
+        <w:spacing w:after="0" w:line="285" w:lineRule="atLeast"/>
+        <w:rPr>
+          <w:rFonts w:ascii="Consolas" w:eastAsia="Times New Roman" w:hAnsi="Consolas" w:cs="Times New Roman"/>
+          <w:color w:val="AF00DB"/>
+          <w:sz w:val="21"/>
+          <w:szCs w:val="21"/>
+        </w:rPr>
+      </w:pPr>
+    </w:p>
+    <w:p>
+      <w:pPr>
+        <w:shd w:val="clear" w:color="auto" w:fill="FFFFFF"/>
+        <w:spacing w:after="0" w:line="285" w:lineRule="atLeast"/>
+        <w:rPr>
+          <w:rFonts w:ascii="Consolas" w:eastAsia="Times New Roman" w:hAnsi="Consolas" w:cs="Times New Roman"/>
+          <w:color w:val="AF00DB"/>
+          <w:sz w:val="21"/>
+          <w:szCs w:val="21"/>
+        </w:rPr>
+      </w:pPr>
+    </w:p>
+    <w:p>
+      <w:pPr>
+        <w:shd w:val="clear" w:color="auto" w:fill="FFFFFF"/>
+        <w:spacing w:after="0" w:line="285" w:lineRule="atLeast"/>
+        <w:rPr>
+          <w:rFonts w:ascii="Consolas" w:eastAsia="Times New Roman" w:hAnsi="Consolas" w:cs="Times New Roman"/>
+          <w:color w:val="AF00DB"/>
+          <w:sz w:val="21"/>
+          <w:szCs w:val="21"/>
+        </w:rPr>
+      </w:pPr>
+    </w:p>
+    <w:p>
+      <w:pPr>
+        <w:shd w:val="clear" w:color="auto" w:fill="FFFFFF"/>
+        <w:spacing w:after="0" w:line="285" w:lineRule="atLeast"/>
+        <w:rPr>
+          <w:rFonts w:ascii="Consolas" w:eastAsia="Times New Roman" w:hAnsi="Consolas" w:cs="Times New Roman"/>
+          <w:color w:val="AF00DB"/>
+          <w:sz w:val="21"/>
+          <w:szCs w:val="21"/>
+        </w:rPr>
+      </w:pPr>
+    </w:p>
+    <w:p>
+      <w:pPr>
+        <w:shd w:val="clear" w:color="auto" w:fill="FFFFFF"/>
+        <w:spacing w:after="0" w:line="285" w:lineRule="atLeast"/>
+        <w:rPr>
+          <w:rFonts w:ascii="Consolas" w:eastAsia="Times New Roman" w:hAnsi="Consolas" w:cs="Times New Roman"/>
+          <w:color w:val="AF00DB"/>
+          <w:sz w:val="21"/>
+          <w:szCs w:val="21"/>
+        </w:rPr>
+      </w:pPr>
+    </w:p>
+    <w:p>
+      <w:pPr>
+        <w:shd w:val="clear" w:color="auto" w:fill="FFFFFF"/>
+        <w:spacing w:after="0" w:line="285" w:lineRule="atLeast"/>
+        <w:rPr>
+          <w:rFonts w:ascii="Consolas" w:eastAsia="Times New Roman" w:hAnsi="Consolas" w:cs="Times New Roman"/>
+          <w:color w:val="AF00DB"/>
+          <w:sz w:val="21"/>
+          <w:szCs w:val="21"/>
+        </w:rPr>
+      </w:pPr>
+    </w:p>
+    <w:p>
+      <w:pPr>
+        <w:shd w:val="clear" w:color="auto" w:fill="FFFFFF"/>
+        <w:spacing w:after="0" w:line="285" w:lineRule="atLeast"/>
+        <w:rPr>
+          <w:rFonts w:ascii="Consolas" w:eastAsia="Times New Roman" w:hAnsi="Consolas" w:cs="Times New Roman"/>
+          <w:color w:val="AF00DB"/>
+          <w:sz w:val="21"/>
+          <w:szCs w:val="21"/>
+        </w:rPr>
+      </w:pPr>
+    </w:p>
+    <w:p>
+      <w:pPr>
+        <w:shd w:val="clear" w:color="auto" w:fill="FFFFFF"/>
+        <w:spacing w:after="0" w:line="285" w:lineRule="atLeast"/>
+        <w:rPr>
+          <w:rFonts w:ascii="Consolas" w:eastAsia="Times New Roman" w:hAnsi="Consolas" w:cs="Times New Roman"/>
+          <w:color w:val="AF00DB"/>
+          <w:sz w:val="21"/>
+          <w:szCs w:val="21"/>
+        </w:rPr>
+      </w:pPr>
+    </w:p>
+    <w:p>
+      <w:pPr>
+        <w:shd w:val="clear" w:color="auto" w:fill="FFFFFF"/>
+        <w:spacing w:after="0" w:line="285" w:lineRule="atLeast"/>
+        <w:rPr>
+          <w:rFonts w:ascii="Consolas" w:eastAsia="Times New Roman" w:hAnsi="Consolas" w:cs="Times New Roman"/>
+          <w:color w:val="AF00DB"/>
+          <w:sz w:val="21"/>
+          <w:szCs w:val="21"/>
+        </w:rPr>
+      </w:pPr>
+    </w:p>
+    <w:p>
+      <w:pPr>
+        <w:shd w:val="clear" w:color="auto" w:fill="FFFFFF"/>
+        <w:spacing w:after="0" w:line="285" w:lineRule="atLeast"/>
+        <w:rPr>
+          <w:rFonts w:ascii="Sakkal Majalla" w:eastAsia="Times New Roman" w:hAnsi="Sakkal Majalla" w:cs="Sakkal Majalla"/>
+          <w:sz w:val="28"/>
+          <w:szCs w:val="28"/>
+        </w:rPr>
+      </w:pPr>
+      <w:r>
+        <w:rPr>
+          <w:rFonts w:ascii="Sakkal Majalla" w:eastAsia="Times New Roman" w:hAnsi="Sakkal Majalla" w:cs="Sakkal Majalla"/>
+          <w:sz w:val="28"/>
+          <w:szCs w:val="28"/>
+        </w:rPr>
+        <w:lastRenderedPageBreak/>
+        <w:t xml:space="preserve">To generate simple interceptor: </w:t>
+      </w:r>
+      <w:r>
+        <w:rPr>
+          <w:rFonts w:ascii="Sakkal Majalla" w:eastAsia="Times New Roman" w:hAnsi="Sakkal Majalla" w:cs="Sakkal Majalla"/>
+          <w:i/>
+          <w:iCs/>
+          <w:color w:val="538135" w:themeColor="accent6" w:themeShade="BF"/>
+          <w:sz w:val="28"/>
+          <w:szCs w:val="28"/>
+        </w:rPr>
+        <w:t>nest g interceptor Logging</w:t>
+      </w:r>
+    </w:p>
+    <w:p>
+      <w:pPr>
+        <w:shd w:val="clear" w:color="auto" w:fill="FFFFFF"/>
+        <w:spacing w:after="0" w:line="285" w:lineRule="atLeast"/>
+        <w:rPr>
+          <w:rFonts w:ascii="Consolas" w:eastAsia="Times New Roman" w:hAnsi="Consolas" w:cs="Times New Roman"/>
+          <w:sz w:val="21"/>
+          <w:szCs w:val="21"/>
+        </w:rPr>
+      </w:pPr>
+    </w:p>
+    <w:p>
+      <w:pPr>
+        <w:shd w:val="clear" w:color="auto" w:fill="FFFFFF"/>
+        <w:spacing w:after="0" w:line="285" w:lineRule="atLeast"/>
+        <w:rPr>
+          <w:rFonts w:ascii="Consolas" w:eastAsia="Times New Roman" w:hAnsi="Consolas" w:cs="Times New Roman"/>
+          <w:color w:val="3B3B3B"/>
+          <w:sz w:val="21"/>
+          <w:szCs w:val="21"/>
+        </w:rPr>
+      </w:pPr>
+      <w:proofErr w:type="gramStart"/>
+      <w:r>
+        <w:rPr>
+          <w:rFonts w:ascii="Consolas" w:eastAsia="Times New Roman" w:hAnsi="Consolas" w:cs="Times New Roman"/>
+          <w:color w:val="AF00DB"/>
+          <w:sz w:val="21"/>
+          <w:szCs w:val="21"/>
+        </w:rPr>
+        <w:t>import</w:t>
+      </w:r>
+      <w:proofErr w:type="gramEnd"/>
+      <w:r>
+        <w:rPr>
+          <w:rFonts w:ascii="Consolas" w:eastAsia="Times New Roman" w:hAnsi="Consolas" w:cs="Times New Roman"/>
+          <w:color w:val="3B3B3B"/>
+          <w:sz w:val="21"/>
+          <w:szCs w:val="21"/>
+        </w:rPr>
+        <w:t xml:space="preserve"> { </w:t>
+      </w:r>
+      <w:r>
+        <w:rPr>
+          <w:rFonts w:ascii="Consolas" w:eastAsia="Times New Roman" w:hAnsi="Consolas" w:cs="Times New Roman"/>
+          <w:color w:val="001080"/>
+          <w:sz w:val="21"/>
+          <w:szCs w:val="21"/>
+        </w:rPr>
+        <w:t>CallHandler</w:t>
+      </w:r>
+      <w:r>
+        <w:rPr>
+          <w:rFonts w:ascii="Consolas" w:eastAsia="Times New Roman" w:hAnsi="Consolas" w:cs="Times New Roman"/>
+          <w:color w:val="3B3B3B"/>
+          <w:sz w:val="21"/>
+          <w:szCs w:val="21"/>
+        </w:rPr>
+        <w:t xml:space="preserve">, </w:t>
+      </w:r>
+      <w:r>
+        <w:rPr>
+          <w:rFonts w:ascii="Consolas" w:eastAsia="Times New Roman" w:hAnsi="Consolas" w:cs="Times New Roman"/>
+          <w:color w:val="001080"/>
+          <w:sz w:val="21"/>
+          <w:szCs w:val="21"/>
+        </w:rPr>
+        <w:t>ExecutionContext</w:t>
+      </w:r>
+      <w:r>
+        <w:rPr>
+          <w:rFonts w:ascii="Consolas" w:eastAsia="Times New Roman" w:hAnsi="Consolas" w:cs="Times New Roman"/>
+          <w:color w:val="3B3B3B"/>
+          <w:sz w:val="21"/>
+          <w:szCs w:val="21"/>
+        </w:rPr>
+        <w:t xml:space="preserve">, </w:t>
+      </w:r>
+      <w:r>
+        <w:rPr>
+          <w:rFonts w:ascii="Consolas" w:eastAsia="Times New Roman" w:hAnsi="Consolas" w:cs="Times New Roman"/>
+          <w:color w:val="001080"/>
+          <w:sz w:val="21"/>
+          <w:szCs w:val="21"/>
+        </w:rPr>
+        <w:t>Injectable</w:t>
+      </w:r>
+      <w:r>
+        <w:rPr>
+          <w:rFonts w:ascii="Consolas" w:eastAsia="Times New Roman" w:hAnsi="Consolas" w:cs="Times New Roman"/>
+          <w:color w:val="3B3B3B"/>
+          <w:sz w:val="21"/>
+          <w:szCs w:val="21"/>
+        </w:rPr>
+        <w:t xml:space="preserve">, </w:t>
+      </w:r>
+      <w:r>
+        <w:rPr>
+          <w:rFonts w:ascii="Consolas" w:eastAsia="Times New Roman" w:hAnsi="Consolas" w:cs="Times New Roman"/>
+          <w:color w:val="001080"/>
+          <w:sz w:val="21"/>
+          <w:szCs w:val="21"/>
+        </w:rPr>
+        <w:t>NestInterceptor</w:t>
+      </w:r>
+      <w:r>
+        <w:rPr>
+          <w:rFonts w:ascii="Consolas" w:eastAsia="Times New Roman" w:hAnsi="Consolas" w:cs="Times New Roman"/>
+          <w:color w:val="3B3B3B"/>
+          <w:sz w:val="21"/>
+          <w:szCs w:val="21"/>
+        </w:rPr>
+        <w:t xml:space="preserve"> } </w:t>
+      </w:r>
+      <w:r>
+        <w:rPr>
+          <w:rFonts w:ascii="Consolas" w:eastAsia="Times New Roman" w:hAnsi="Consolas" w:cs="Times New Roman"/>
+          <w:color w:val="AF00DB"/>
+          <w:sz w:val="21"/>
+          <w:szCs w:val="21"/>
+        </w:rPr>
+        <w:t>from</w:t>
+      </w:r>
+      <w:r>
+        <w:rPr>
+          <w:rFonts w:ascii="Consolas" w:eastAsia="Times New Roman" w:hAnsi="Consolas" w:cs="Times New Roman"/>
+          <w:color w:val="3B3B3B"/>
+          <w:sz w:val="21"/>
+          <w:szCs w:val="21"/>
+        </w:rPr>
+        <w:t xml:space="preserve"> </w:t>
+      </w:r>
+      <w:r>
+        <w:rPr>
+          <w:rFonts w:ascii="Consolas" w:eastAsia="Times New Roman" w:hAnsi="Consolas" w:cs="Times New Roman"/>
+          <w:color w:val="A31515"/>
+          <w:sz w:val="21"/>
+          <w:szCs w:val="21"/>
+        </w:rPr>
+        <w:t>'@nestjs/common'</w:t>
+      </w:r>
+      <w:r>
+        <w:rPr>
+          <w:rFonts w:ascii="Consolas" w:eastAsia="Times New Roman" w:hAnsi="Consolas" w:cs="Times New Roman"/>
+          <w:color w:val="3B3B3B"/>
+          <w:sz w:val="21"/>
+          <w:szCs w:val="21"/>
+        </w:rPr>
+        <w:t>;</w:t>
+      </w:r>
+    </w:p>
+    <w:p>
+      <w:pPr>
+        <w:shd w:val="clear" w:color="auto" w:fill="FFFFFF"/>
+        <w:spacing w:after="0" w:line="285" w:lineRule="atLeast"/>
+        <w:rPr>
+          <w:rFonts w:ascii="Consolas" w:eastAsia="Times New Roman" w:hAnsi="Consolas" w:cs="Times New Roman"/>
+          <w:color w:val="3B3B3B"/>
+          <w:sz w:val="21"/>
+          <w:szCs w:val="21"/>
+        </w:rPr>
+      </w:pPr>
+      <w:proofErr w:type="gramStart"/>
+      <w:r>
+        <w:rPr>
+          <w:rFonts w:ascii="Consolas" w:eastAsia="Times New Roman" w:hAnsi="Consolas" w:cs="Times New Roman"/>
+          <w:color w:val="AF00DB"/>
+          <w:sz w:val="21"/>
+          <w:szCs w:val="21"/>
+        </w:rPr>
+        <w:t>import</w:t>
+      </w:r>
+      <w:proofErr w:type="gramEnd"/>
+      <w:r>
+        <w:rPr>
+          <w:rFonts w:ascii="Consolas" w:eastAsia="Times New Roman" w:hAnsi="Consolas" w:cs="Times New Roman"/>
+          <w:color w:val="3B3B3B"/>
+          <w:sz w:val="21"/>
+          <w:szCs w:val="21"/>
+        </w:rPr>
+        <w:t xml:space="preserve"> { </w:t>
+      </w:r>
+      <w:r>
+        <w:rPr>
+          <w:rFonts w:ascii="Consolas" w:eastAsia="Times New Roman" w:hAnsi="Consolas" w:cs="Times New Roman"/>
+          <w:color w:val="001080"/>
+          <w:sz w:val="21"/>
+          <w:szCs w:val="21"/>
+        </w:rPr>
+        <w:t>Observable</w:t>
+      </w:r>
+      <w:r>
+        <w:rPr>
+          <w:rFonts w:ascii="Consolas" w:eastAsia="Times New Roman" w:hAnsi="Consolas" w:cs="Times New Roman"/>
+          <w:color w:val="3B3B3B"/>
+          <w:sz w:val="21"/>
+          <w:szCs w:val="21"/>
+        </w:rPr>
+        <w:t xml:space="preserve">, </w:t>
+      </w:r>
+      <w:r>
+        <w:rPr>
+          <w:rFonts w:ascii="Consolas" w:eastAsia="Times New Roman" w:hAnsi="Consolas" w:cs="Times New Roman"/>
+          <w:color w:val="001080"/>
+          <w:sz w:val="21"/>
+          <w:szCs w:val="21"/>
+        </w:rPr>
+        <w:t>tap</w:t>
+      </w:r>
+      <w:r>
+        <w:rPr>
+          <w:rFonts w:ascii="Consolas" w:eastAsia="Times New Roman" w:hAnsi="Consolas" w:cs="Times New Roman"/>
+          <w:color w:val="3B3B3B"/>
+          <w:sz w:val="21"/>
+          <w:szCs w:val="21"/>
+        </w:rPr>
+        <w:t xml:space="preserve"> } </w:t>
+      </w:r>
+      <w:r>
+        <w:rPr>
+          <w:rFonts w:ascii="Consolas" w:eastAsia="Times New Roman" w:hAnsi="Consolas" w:cs="Times New Roman"/>
+          <w:color w:val="AF00DB"/>
+          <w:sz w:val="21"/>
+          <w:szCs w:val="21"/>
+        </w:rPr>
+        <w:t>from</w:t>
+      </w:r>
+      <w:r>
+        <w:rPr>
+          <w:rFonts w:ascii="Consolas" w:eastAsia="Times New Roman" w:hAnsi="Consolas" w:cs="Times New Roman"/>
+          <w:color w:val="3B3B3B"/>
+          <w:sz w:val="21"/>
+          <w:szCs w:val="21"/>
+        </w:rPr>
+        <w:t xml:space="preserve"> </w:t>
+      </w:r>
+      <w:r>
+        <w:rPr>
+          <w:rFonts w:ascii="Consolas" w:eastAsia="Times New Roman" w:hAnsi="Consolas" w:cs="Times New Roman"/>
+          <w:color w:val="A31515"/>
+          <w:sz w:val="21"/>
+          <w:szCs w:val="21"/>
+        </w:rPr>
+        <w:t>'rxjs'</w:t>
+      </w:r>
+      <w:r>
+        <w:rPr>
+          <w:rFonts w:ascii="Consolas" w:eastAsia="Times New Roman" w:hAnsi="Consolas" w:cs="Times New Roman"/>
+          <w:color w:val="3B3B3B"/>
+          <w:sz w:val="21"/>
+          <w:szCs w:val="21"/>
+        </w:rPr>
+        <w:t>;</w:t>
+      </w:r>
+    </w:p>
+    <w:p>
+      <w:pPr>
+        <w:shd w:val="clear" w:color="auto" w:fill="FFFFFF"/>
+        <w:spacing w:after="0" w:line="285" w:lineRule="atLeast"/>
+        <w:rPr>
+          <w:rFonts w:ascii="Consolas" w:eastAsia="Times New Roman" w:hAnsi="Consolas" w:cs="Times New Roman"/>
+          <w:color w:val="3B3B3B"/>
+          <w:sz w:val="21"/>
+          <w:szCs w:val="21"/>
+        </w:rPr>
+      </w:pPr>
+    </w:p>
+    <w:p>
+      <w:pPr>
+        <w:shd w:val="clear" w:color="auto" w:fill="FFFFFF"/>
+        <w:spacing w:after="0" w:line="285" w:lineRule="atLeast"/>
+        <w:rPr>
+          <w:rFonts w:ascii="Consolas" w:eastAsia="Times New Roman" w:hAnsi="Consolas" w:cs="Times New Roman"/>
+          <w:color w:val="3B3B3B"/>
+          <w:sz w:val="21"/>
+          <w:szCs w:val="21"/>
+        </w:rPr>
+      </w:pPr>
+      <w:proofErr w:type="gramStart"/>
+      <w:r>
+        <w:rPr>
+          <w:rFonts w:ascii="Consolas" w:eastAsia="Times New Roman" w:hAnsi="Consolas" w:cs="Times New Roman"/>
+          <w:color w:val="3B3B3B"/>
+          <w:sz w:val="21"/>
+          <w:szCs w:val="21"/>
+        </w:rPr>
+        <w:t>@</w:t>
+      </w:r>
+      <w:r>
+        <w:rPr>
+          <w:rFonts w:ascii="Consolas" w:eastAsia="Times New Roman" w:hAnsi="Consolas" w:cs="Times New Roman"/>
+          <w:color w:val="795E26"/>
+          <w:sz w:val="21"/>
+          <w:szCs w:val="21"/>
+        </w:rPr>
+        <w:t>Injectable</w:t>
+      </w:r>
+      <w:r>
+        <w:rPr>
+          <w:rFonts w:ascii="Consolas" w:eastAsia="Times New Roman" w:hAnsi="Consolas" w:cs="Times New Roman"/>
+          <w:color w:val="3B3B3B"/>
+          <w:sz w:val="21"/>
+          <w:szCs w:val="21"/>
+        </w:rPr>
+        <w:t>()</w:t>
+      </w:r>
+      <w:proofErr w:type="gramEnd"/>
+    </w:p>
+    <w:p>
+      <w:pPr>
+        <w:shd w:val="clear" w:color="auto" w:fill="FFFFFF"/>
+        <w:spacing w:after="0" w:line="285" w:lineRule="atLeast"/>
+        <w:rPr>
+          <w:rFonts w:ascii="Consolas" w:eastAsia="Times New Roman" w:hAnsi="Consolas" w:cs="Times New Roman"/>
+          <w:color w:val="3B3B3B"/>
+          <w:sz w:val="21"/>
+          <w:szCs w:val="21"/>
+        </w:rPr>
+      </w:pPr>
+      <w:proofErr w:type="gramStart"/>
+      <w:r>
+        <w:rPr>
+          <w:rFonts w:ascii="Consolas" w:eastAsia="Times New Roman" w:hAnsi="Consolas" w:cs="Times New Roman"/>
+          <w:color w:val="AF00DB"/>
+          <w:sz w:val="21"/>
+          <w:szCs w:val="21"/>
+        </w:rPr>
+        <w:t>export</w:t>
+      </w:r>
+      <w:proofErr w:type="gramEnd"/>
+      <w:r>
+        <w:rPr>
+          <w:rFonts w:ascii="Consolas" w:eastAsia="Times New Roman" w:hAnsi="Consolas" w:cs="Times New Roman"/>
+          <w:color w:val="3B3B3B"/>
+          <w:sz w:val="21"/>
+          <w:szCs w:val="21"/>
+        </w:rPr>
+        <w:t xml:space="preserve"> </w:t>
+      </w:r>
+      <w:r>
+        <w:rPr>
+          <w:rFonts w:ascii="Consolas" w:eastAsia="Times New Roman" w:hAnsi="Consolas" w:cs="Times New Roman"/>
+          <w:color w:val="0000FF"/>
+          <w:sz w:val="21"/>
+          <w:szCs w:val="21"/>
+        </w:rPr>
+        <w:t>class</w:t>
+      </w:r>
+      <w:r>
+        <w:rPr>
+          <w:rFonts w:ascii="Consolas" w:eastAsia="Times New Roman" w:hAnsi="Consolas" w:cs="Times New Roman"/>
+          <w:color w:val="3B3B3B"/>
+          <w:sz w:val="21"/>
+          <w:szCs w:val="21"/>
+        </w:rPr>
+        <w:t xml:space="preserve"> </w:t>
+      </w:r>
+      <w:r>
+        <w:rPr>
+          <w:rFonts w:ascii="Consolas" w:eastAsia="Times New Roman" w:hAnsi="Consolas" w:cs="Times New Roman"/>
+          <w:color w:val="267F99"/>
+          <w:sz w:val="21"/>
+          <w:szCs w:val="21"/>
+        </w:rPr>
+        <w:t>LoggingInterceptor</w:t>
+      </w:r>
+      <w:r>
+        <w:rPr>
+          <w:rFonts w:ascii="Consolas" w:eastAsia="Times New Roman" w:hAnsi="Consolas" w:cs="Times New Roman"/>
+          <w:color w:val="3B3B3B"/>
+          <w:sz w:val="21"/>
+          <w:szCs w:val="21"/>
+        </w:rPr>
+        <w:t xml:space="preserve"> </w:t>
+      </w:r>
+      <w:r>
+        <w:rPr>
+          <w:rFonts w:ascii="Consolas" w:eastAsia="Times New Roman" w:hAnsi="Consolas" w:cs="Times New Roman"/>
+          <w:color w:val="0000FF"/>
+          <w:sz w:val="21"/>
+          <w:szCs w:val="21"/>
+        </w:rPr>
+        <w:t>implements</w:t>
+      </w:r>
+      <w:r>
+        <w:rPr>
+          <w:rFonts w:ascii="Consolas" w:eastAsia="Times New Roman" w:hAnsi="Consolas" w:cs="Times New Roman"/>
+          <w:color w:val="3B3B3B"/>
+          <w:sz w:val="21"/>
+          <w:szCs w:val="21"/>
+        </w:rPr>
+        <w:t xml:space="preserve"> </w:t>
+      </w:r>
+      <w:r>
+        <w:rPr>
+          <w:rFonts w:ascii="Consolas" w:eastAsia="Times New Roman" w:hAnsi="Consolas" w:cs="Times New Roman"/>
+          <w:color w:val="267F99"/>
+          <w:sz w:val="21"/>
+          <w:szCs w:val="21"/>
+        </w:rPr>
+        <w:t>NestInterceptor</w:t>
+      </w:r>
+      <w:r>
+        <w:rPr>
+          <w:rFonts w:ascii="Consolas" w:eastAsia="Times New Roman" w:hAnsi="Consolas" w:cs="Times New Roman"/>
+          <w:color w:val="3B3B3B"/>
+          <w:sz w:val="21"/>
+          <w:szCs w:val="21"/>
+        </w:rPr>
+        <w:t xml:space="preserve"> {</w:t>
+      </w:r>
+    </w:p>
+    <w:p>
+      <w:pPr>
+        <w:shd w:val="clear" w:color="auto" w:fill="FFFFFF"/>
+        <w:spacing w:after="0" w:line="285" w:lineRule="atLeast"/>
+        <w:rPr>
+          <w:rFonts w:ascii="Consolas" w:eastAsia="Times New Roman" w:hAnsi="Consolas" w:cs="Times New Roman"/>
+          <w:color w:val="3B3B3B"/>
+          <w:sz w:val="21"/>
+          <w:szCs w:val="21"/>
+        </w:rPr>
+      </w:pPr>
+      <w:r>
+        <w:rPr>
+          <w:rFonts w:ascii="Consolas" w:eastAsia="Times New Roman" w:hAnsi="Consolas" w:cs="Times New Roman"/>
+          <w:color w:val="3B3B3B"/>
+          <w:sz w:val="21"/>
+          <w:szCs w:val="21"/>
+        </w:rPr>
+        <w:t xml:space="preserve">  </w:t>
+      </w:r>
+      <w:proofErr w:type="gramStart"/>
+      <w:r>
+        <w:rPr>
+          <w:rFonts w:ascii="Consolas" w:eastAsia="Times New Roman" w:hAnsi="Consolas" w:cs="Times New Roman"/>
+          <w:color w:val="795E26"/>
+          <w:sz w:val="21"/>
+          <w:szCs w:val="21"/>
+        </w:rPr>
+        <w:t>intercept</w:t>
+      </w:r>
+      <w:r>
+        <w:rPr>
+          <w:rFonts w:ascii="Consolas" w:eastAsia="Times New Roman" w:hAnsi="Consolas" w:cs="Times New Roman"/>
+          <w:color w:val="3B3B3B"/>
+          <w:sz w:val="21"/>
+          <w:szCs w:val="21"/>
+        </w:rPr>
+        <w:t>(</w:t>
+      </w:r>
+      <w:proofErr w:type="gramEnd"/>
+      <w:r>
+        <w:rPr>
+          <w:rFonts w:ascii="Consolas" w:eastAsia="Times New Roman" w:hAnsi="Consolas" w:cs="Times New Roman"/>
+          <w:color w:val="001080"/>
+          <w:sz w:val="21"/>
+          <w:szCs w:val="21"/>
+        </w:rPr>
+        <w:t>context</w:t>
+      </w:r>
+      <w:r>
+        <w:rPr>
+          <w:rFonts w:ascii="Consolas" w:eastAsia="Times New Roman" w:hAnsi="Consolas" w:cs="Times New Roman"/>
+          <w:color w:val="000000"/>
+          <w:sz w:val="21"/>
+          <w:szCs w:val="21"/>
+        </w:rPr>
+        <w:t>:</w:t>
+      </w:r>
+      <w:r>
+        <w:rPr>
+          <w:rFonts w:ascii="Consolas" w:eastAsia="Times New Roman" w:hAnsi="Consolas" w:cs="Times New Roman"/>
+          <w:color w:val="3B3B3B"/>
+          <w:sz w:val="21"/>
+          <w:szCs w:val="21"/>
+        </w:rPr>
+        <w:t xml:space="preserve"> </w:t>
+      </w:r>
+      <w:r>
+        <w:rPr>
+          <w:rFonts w:ascii="Consolas" w:eastAsia="Times New Roman" w:hAnsi="Consolas" w:cs="Times New Roman"/>
+          <w:color w:val="267F99"/>
+          <w:sz w:val="21"/>
+          <w:szCs w:val="21"/>
+        </w:rPr>
+        <w:t>ExecutionContext</w:t>
+      </w:r>
+      <w:r>
+        <w:rPr>
+          <w:rFonts w:ascii="Consolas" w:eastAsia="Times New Roman" w:hAnsi="Consolas" w:cs="Times New Roman"/>
+          <w:color w:val="3B3B3B"/>
+          <w:sz w:val="21"/>
+          <w:szCs w:val="21"/>
+        </w:rPr>
+        <w:t xml:space="preserve">, </w:t>
+      </w:r>
+      <w:r>
+        <w:rPr>
+          <w:rFonts w:ascii="Consolas" w:eastAsia="Times New Roman" w:hAnsi="Consolas" w:cs="Times New Roman"/>
+          <w:color w:val="001080"/>
+          <w:sz w:val="21"/>
+          <w:szCs w:val="21"/>
+        </w:rPr>
+        <w:t>next</w:t>
+      </w:r>
+      <w:r>
+        <w:rPr>
+          <w:rFonts w:ascii="Consolas" w:eastAsia="Times New Roman" w:hAnsi="Consolas" w:cs="Times New Roman"/>
+          <w:color w:val="000000"/>
+          <w:sz w:val="21"/>
+          <w:szCs w:val="21"/>
+        </w:rPr>
+        <w:t>:</w:t>
+      </w:r>
+      <w:r>
+        <w:rPr>
+          <w:rFonts w:ascii="Consolas" w:eastAsia="Times New Roman" w:hAnsi="Consolas" w:cs="Times New Roman"/>
+          <w:color w:val="3B3B3B"/>
+          <w:sz w:val="21"/>
+          <w:szCs w:val="21"/>
+        </w:rPr>
+        <w:t xml:space="preserve"> </w:t>
+      </w:r>
+      <w:r>
+        <w:rPr>
+          <w:rFonts w:ascii="Consolas" w:eastAsia="Times New Roman" w:hAnsi="Consolas" w:cs="Times New Roman"/>
+          <w:color w:val="267F99"/>
+          <w:sz w:val="21"/>
+          <w:szCs w:val="21"/>
+        </w:rPr>
+        <w:t>CallHandler</w:t>
+      </w:r>
+      <w:r>
+        <w:rPr>
+          <w:rFonts w:ascii="Consolas" w:eastAsia="Times New Roman" w:hAnsi="Consolas" w:cs="Times New Roman"/>
+          <w:color w:val="3B3B3B"/>
+          <w:sz w:val="21"/>
+          <w:szCs w:val="21"/>
+        </w:rPr>
+        <w:t>)</w:t>
+      </w:r>
+      <w:r>
+        <w:rPr>
+          <w:rFonts w:ascii="Consolas" w:eastAsia="Times New Roman" w:hAnsi="Consolas" w:cs="Times New Roman"/>
+          <w:color w:val="000000"/>
+          <w:sz w:val="21"/>
+          <w:szCs w:val="21"/>
+        </w:rPr>
+        <w:t>:</w:t>
+      </w:r>
+      <w:r>
+        <w:rPr>
+          <w:rFonts w:ascii="Consolas" w:eastAsia="Times New Roman" w:hAnsi="Consolas" w:cs="Times New Roman"/>
+          <w:color w:val="3B3B3B"/>
+          <w:sz w:val="21"/>
+          <w:szCs w:val="21"/>
+        </w:rPr>
+        <w:t xml:space="preserve"> </w:t>
+      </w:r>
+      <w:r>
+        <w:rPr>
+          <w:rFonts w:ascii="Consolas" w:eastAsia="Times New Roman" w:hAnsi="Consolas" w:cs="Times New Roman"/>
+          <w:color w:val="267F99"/>
+          <w:sz w:val="21"/>
+          <w:szCs w:val="21"/>
+        </w:rPr>
+        <w:t>Observable</w:t>
+      </w:r>
+      <w:r>
+        <w:rPr>
+          <w:rFonts w:ascii="Consolas" w:eastAsia="Times New Roman" w:hAnsi="Consolas" w:cs="Times New Roman"/>
+          <w:color w:val="3B3B3B"/>
+          <w:sz w:val="21"/>
+          <w:szCs w:val="21"/>
+        </w:rPr>
+        <w:t>&lt;</w:t>
+      </w:r>
+      <w:r>
+        <w:rPr>
+          <w:rFonts w:ascii="Consolas" w:eastAsia="Times New Roman" w:hAnsi="Consolas" w:cs="Times New Roman"/>
+          <w:color w:val="267F99"/>
+          <w:sz w:val="21"/>
+          <w:szCs w:val="21"/>
+        </w:rPr>
+        <w:t>any</w:t>
+      </w:r>
+      <w:r>
+        <w:rPr>
+          <w:rFonts w:ascii="Consolas" w:eastAsia="Times New Roman" w:hAnsi="Consolas" w:cs="Times New Roman"/>
+          <w:color w:val="3B3B3B"/>
+          <w:sz w:val="21"/>
+          <w:szCs w:val="21"/>
+        </w:rPr>
+        <w:t>&gt; {</w:t>
+      </w:r>
+    </w:p>
+    <w:p>
+      <w:pPr>
+        <w:shd w:val="clear" w:color="auto" w:fill="FFFFFF"/>
+        <w:spacing w:after="0" w:line="285" w:lineRule="atLeast"/>
+        <w:rPr>
+          <w:rFonts w:ascii="Consolas" w:eastAsia="Times New Roman" w:hAnsi="Consolas" w:cs="Times New Roman"/>
+          <w:color w:val="3B3B3B"/>
+          <w:sz w:val="21"/>
+          <w:szCs w:val="21"/>
+        </w:rPr>
+      </w:pPr>
+      <w:r>
+        <w:rPr>
+          <w:rFonts w:ascii="Consolas" w:eastAsia="Times New Roman" w:hAnsi="Consolas" w:cs="Times New Roman"/>
+          <w:color w:val="3B3B3B"/>
+          <w:sz w:val="21"/>
+          <w:szCs w:val="21"/>
+        </w:rPr>
+        <w:t xml:space="preserve">    </w:t>
+      </w:r>
+      <w:proofErr w:type="gramStart"/>
+      <w:r>
+        <w:rPr>
+          <w:rFonts w:ascii="Consolas" w:eastAsia="Times New Roman" w:hAnsi="Consolas" w:cs="Times New Roman"/>
+          <w:color w:val="001080"/>
+          <w:sz w:val="21"/>
+          <w:szCs w:val="21"/>
+        </w:rPr>
+        <w:t>console</w:t>
+      </w:r>
+      <w:r>
+        <w:rPr>
+          <w:rFonts w:ascii="Consolas" w:eastAsia="Times New Roman" w:hAnsi="Consolas" w:cs="Times New Roman"/>
+          <w:color w:val="3B3B3B"/>
+          <w:sz w:val="21"/>
+          <w:szCs w:val="21"/>
+        </w:rPr>
+        <w:t>.</w:t>
+      </w:r>
+      <w:r>
+        <w:rPr>
+          <w:rFonts w:ascii="Consolas" w:eastAsia="Times New Roman" w:hAnsi="Consolas" w:cs="Times New Roman"/>
+          <w:color w:val="795E26"/>
+          <w:sz w:val="21"/>
+          <w:szCs w:val="21"/>
+        </w:rPr>
+        <w:t>log</w:t>
+      </w:r>
+      <w:r>
+        <w:rPr>
+          <w:rFonts w:ascii="Consolas" w:eastAsia="Times New Roman" w:hAnsi="Consolas" w:cs="Times New Roman"/>
+          <w:color w:val="3B3B3B"/>
+          <w:sz w:val="21"/>
+          <w:szCs w:val="21"/>
+        </w:rPr>
+        <w:t>(</w:t>
+      </w:r>
+      <w:proofErr w:type="gramEnd"/>
+      <w:r>
+        <w:rPr>
+          <w:rFonts w:ascii="Consolas" w:eastAsia="Times New Roman" w:hAnsi="Consolas" w:cs="Times New Roman"/>
+          <w:color w:val="A31515"/>
+          <w:sz w:val="21"/>
+          <w:szCs w:val="21"/>
+        </w:rPr>
+        <w:t>'Before calling...'</w:t>
+      </w:r>
+      <w:r>
+        <w:rPr>
+          <w:rFonts w:ascii="Consolas" w:eastAsia="Times New Roman" w:hAnsi="Consolas" w:cs="Times New Roman"/>
+          <w:color w:val="3B3B3B"/>
+          <w:sz w:val="21"/>
+          <w:szCs w:val="21"/>
+        </w:rPr>
+        <w:t>)</w:t>
+      </w:r>
+    </w:p>
+    <w:p>
+      <w:pPr>
+        <w:shd w:val="clear" w:color="auto" w:fill="FFFFFF"/>
+        <w:spacing w:after="0" w:line="285" w:lineRule="atLeast"/>
+        <w:rPr>
+          <w:rFonts w:ascii="Consolas" w:eastAsia="Times New Roman" w:hAnsi="Consolas" w:cs="Times New Roman"/>
+          <w:color w:val="3B3B3B"/>
+          <w:sz w:val="21"/>
+          <w:szCs w:val="21"/>
+        </w:rPr>
+      </w:pPr>
+      <w:r>
+        <w:rPr>
+          <w:rFonts w:ascii="Consolas" w:eastAsia="Times New Roman" w:hAnsi="Consolas" w:cs="Times New Roman"/>
+          <w:color w:val="3B3B3B"/>
+          <w:sz w:val="21"/>
+          <w:szCs w:val="21"/>
+        </w:rPr>
+        <w:t xml:space="preserve">    </w:t>
+      </w:r>
+      <w:proofErr w:type="gramStart"/>
+      <w:r>
+        <w:rPr>
+          <w:rFonts w:ascii="Consolas" w:eastAsia="Times New Roman" w:hAnsi="Consolas" w:cs="Times New Roman"/>
+          <w:color w:val="0000FF"/>
+          <w:sz w:val="21"/>
+          <w:szCs w:val="21"/>
+        </w:rPr>
+        <w:t>const</w:t>
+      </w:r>
+      <w:proofErr w:type="gramEnd"/>
+      <w:r>
+        <w:rPr>
+          <w:rFonts w:ascii="Consolas" w:eastAsia="Times New Roman" w:hAnsi="Consolas" w:cs="Times New Roman"/>
+          <w:color w:val="3B3B3B"/>
+          <w:sz w:val="21"/>
+          <w:szCs w:val="21"/>
+        </w:rPr>
+        <w:t xml:space="preserve"> </w:t>
+      </w:r>
+      <w:r>
+        <w:rPr>
+          <w:rFonts w:ascii="Consolas" w:eastAsia="Times New Roman" w:hAnsi="Consolas" w:cs="Times New Roman"/>
+          <w:color w:val="0070C1"/>
+          <w:sz w:val="21"/>
+          <w:szCs w:val="21"/>
+        </w:rPr>
+        <w:t>now</w:t>
+      </w:r>
+      <w:r>
+        <w:rPr>
+          <w:rFonts w:ascii="Consolas" w:eastAsia="Times New Roman" w:hAnsi="Consolas" w:cs="Times New Roman"/>
+          <w:color w:val="3B3B3B"/>
+          <w:sz w:val="21"/>
+          <w:szCs w:val="21"/>
+        </w:rPr>
+        <w:t xml:space="preserve"> </w:t>
+      </w:r>
+      <w:r>
+        <w:rPr>
+          <w:rFonts w:ascii="Consolas" w:eastAsia="Times New Roman" w:hAnsi="Consolas" w:cs="Times New Roman"/>
+          <w:color w:val="000000"/>
+          <w:sz w:val="21"/>
+          <w:szCs w:val="21"/>
+        </w:rPr>
+        <w:t>=</w:t>
+      </w:r>
+      <w:r>
+        <w:rPr>
+          <w:rFonts w:ascii="Consolas" w:eastAsia="Times New Roman" w:hAnsi="Consolas" w:cs="Times New Roman"/>
+          <w:color w:val="3B3B3B"/>
+          <w:sz w:val="21"/>
+          <w:szCs w:val="21"/>
+        </w:rPr>
+        <w:t xml:space="preserve"> </w:t>
+      </w:r>
+      <w:r>
+        <w:rPr>
+          <w:rFonts w:ascii="Consolas" w:eastAsia="Times New Roman" w:hAnsi="Consolas" w:cs="Times New Roman"/>
+          <w:color w:val="267F99"/>
+          <w:sz w:val="21"/>
+          <w:szCs w:val="21"/>
+        </w:rPr>
+        <w:t>Date</w:t>
+      </w:r>
+      <w:r>
+        <w:rPr>
+          <w:rFonts w:ascii="Consolas" w:eastAsia="Times New Roman" w:hAnsi="Consolas" w:cs="Times New Roman"/>
+          <w:color w:val="3B3B3B"/>
+          <w:sz w:val="21"/>
+          <w:szCs w:val="21"/>
+        </w:rPr>
+        <w:t>.</w:t>
+      </w:r>
+      <w:r>
+        <w:rPr>
+          <w:rFonts w:ascii="Consolas" w:eastAsia="Times New Roman" w:hAnsi="Consolas" w:cs="Times New Roman"/>
+          <w:color w:val="795E26"/>
+          <w:sz w:val="21"/>
+          <w:szCs w:val="21"/>
+        </w:rPr>
+        <w:t>now</w:t>
+      </w:r>
+      <w:r>
+        <w:rPr>
+          <w:rFonts w:ascii="Consolas" w:eastAsia="Times New Roman" w:hAnsi="Consolas" w:cs="Times New Roman"/>
+          <w:color w:val="3B3B3B"/>
+          <w:sz w:val="21"/>
+          <w:szCs w:val="21"/>
+        </w:rPr>
+        <w:t>()</w:t>
+      </w:r>
+    </w:p>
+    <w:p>
+      <w:pPr>
+        <w:shd w:val="clear" w:color="auto" w:fill="FFFFFF"/>
+        <w:spacing w:after="0" w:line="285" w:lineRule="atLeast"/>
+        <w:rPr>
+          <w:rFonts w:ascii="Consolas" w:eastAsia="Times New Roman" w:hAnsi="Consolas" w:cs="Times New Roman"/>
+          <w:color w:val="3B3B3B"/>
+          <w:sz w:val="21"/>
+          <w:szCs w:val="21"/>
+        </w:rPr>
+      </w:pPr>
+      <w:r>
+        <w:rPr>
+          <w:rFonts w:ascii="Consolas" w:eastAsia="Times New Roman" w:hAnsi="Consolas" w:cs="Times New Roman"/>
+          <w:color w:val="3B3B3B"/>
+          <w:sz w:val="21"/>
+          <w:szCs w:val="21"/>
+        </w:rPr>
+        <w:t xml:space="preserve">    </w:t>
+      </w:r>
+      <w:proofErr w:type="gramStart"/>
+      <w:r>
+        <w:rPr>
+          <w:rFonts w:ascii="Consolas" w:eastAsia="Times New Roman" w:hAnsi="Consolas" w:cs="Times New Roman"/>
+          <w:color w:val="AF00DB"/>
+          <w:sz w:val="21"/>
+          <w:szCs w:val="21"/>
+        </w:rPr>
+        <w:t>return</w:t>
+      </w:r>
+      <w:proofErr w:type="gramEnd"/>
+      <w:r>
+        <w:rPr>
+          <w:rFonts w:ascii="Consolas" w:eastAsia="Times New Roman" w:hAnsi="Consolas" w:cs="Times New Roman"/>
+          <w:color w:val="3B3B3B"/>
+          <w:sz w:val="21"/>
+          <w:szCs w:val="21"/>
+        </w:rPr>
+        <w:t xml:space="preserve"> </w:t>
+      </w:r>
+      <w:r>
+        <w:rPr>
+          <w:rFonts w:ascii="Consolas" w:eastAsia="Times New Roman" w:hAnsi="Consolas" w:cs="Times New Roman"/>
+          <w:color w:val="001080"/>
+          <w:sz w:val="21"/>
+          <w:szCs w:val="21"/>
+        </w:rPr>
+        <w:t>next</w:t>
+      </w:r>
+      <w:r>
+        <w:rPr>
+          <w:rFonts w:ascii="Consolas" w:eastAsia="Times New Roman" w:hAnsi="Consolas" w:cs="Times New Roman"/>
+          <w:color w:val="3B3B3B"/>
+          <w:sz w:val="21"/>
+          <w:szCs w:val="21"/>
+        </w:rPr>
+        <w:t>.</w:t>
+      </w:r>
+      <w:r>
+        <w:rPr>
+          <w:rFonts w:ascii="Consolas" w:eastAsia="Times New Roman" w:hAnsi="Consolas" w:cs="Times New Roman"/>
+          <w:color w:val="795E26"/>
+          <w:sz w:val="21"/>
+          <w:szCs w:val="21"/>
+        </w:rPr>
+        <w:t>handle</w:t>
+      </w:r>
+      <w:r>
+        <w:rPr>
+          <w:rFonts w:ascii="Consolas" w:eastAsia="Times New Roman" w:hAnsi="Consolas" w:cs="Times New Roman"/>
+          <w:color w:val="3B3B3B"/>
+          <w:sz w:val="21"/>
+          <w:szCs w:val="21"/>
+        </w:rPr>
+        <w:t>().</w:t>
+      </w:r>
+      <w:r>
+        <w:rPr>
+          <w:rFonts w:ascii="Consolas" w:eastAsia="Times New Roman" w:hAnsi="Consolas" w:cs="Times New Roman"/>
+          <w:color w:val="795E26"/>
+          <w:sz w:val="21"/>
+          <w:szCs w:val="21"/>
+        </w:rPr>
+        <w:t>pipe</w:t>
+      </w:r>
+      <w:r>
+        <w:rPr>
+          <w:rFonts w:ascii="Consolas" w:eastAsia="Times New Roman" w:hAnsi="Consolas" w:cs="Times New Roman"/>
+          <w:color w:val="3B3B3B"/>
+          <w:sz w:val="21"/>
+          <w:szCs w:val="21"/>
+        </w:rPr>
+        <w:t>(</w:t>
+      </w:r>
+      <w:r>
+        <w:rPr>
+          <w:rFonts w:ascii="Consolas" w:eastAsia="Times New Roman" w:hAnsi="Consolas" w:cs="Times New Roman"/>
+          <w:color w:val="795E26"/>
+          <w:sz w:val="21"/>
+          <w:szCs w:val="21"/>
+        </w:rPr>
+        <w:t>tap</w:t>
+      </w:r>
+      <w:r>
+        <w:rPr>
+          <w:rFonts w:ascii="Consolas" w:eastAsia="Times New Roman" w:hAnsi="Consolas" w:cs="Times New Roman"/>
+          <w:color w:val="3B3B3B"/>
+          <w:sz w:val="21"/>
+          <w:szCs w:val="21"/>
+        </w:rPr>
+        <w:t xml:space="preserve">(() </w:t>
+      </w:r>
+      <w:r>
+        <w:rPr>
+          <w:rFonts w:ascii="Consolas" w:eastAsia="Times New Roman" w:hAnsi="Consolas" w:cs="Times New Roman"/>
+          <w:color w:val="0000FF"/>
+          <w:sz w:val="21"/>
+          <w:szCs w:val="21"/>
+        </w:rPr>
+        <w:t>=&gt;</w:t>
+      </w:r>
+      <w:r>
+        <w:rPr>
+          <w:rFonts w:ascii="Consolas" w:eastAsia="Times New Roman" w:hAnsi="Consolas" w:cs="Times New Roman"/>
+          <w:color w:val="3B3B3B"/>
+          <w:sz w:val="21"/>
+          <w:szCs w:val="21"/>
+        </w:rPr>
+        <w:t xml:space="preserve"> </w:t>
+      </w:r>
+      <w:r>
+        <w:rPr>
+          <w:rFonts w:ascii="Consolas" w:eastAsia="Times New Roman" w:hAnsi="Consolas" w:cs="Times New Roman"/>
+          <w:color w:val="001080"/>
+          <w:sz w:val="21"/>
+          <w:szCs w:val="21"/>
+        </w:rPr>
+        <w:t>console</w:t>
+      </w:r>
+      <w:r>
+        <w:rPr>
+          <w:rFonts w:ascii="Consolas" w:eastAsia="Times New Roman" w:hAnsi="Consolas" w:cs="Times New Roman"/>
+          <w:color w:val="3B3B3B"/>
+          <w:sz w:val="21"/>
+          <w:szCs w:val="21"/>
+        </w:rPr>
+        <w:t>.</w:t>
+      </w:r>
+      <w:r>
+        <w:rPr>
+          <w:rFonts w:ascii="Consolas" w:eastAsia="Times New Roman" w:hAnsi="Consolas" w:cs="Times New Roman"/>
+          <w:color w:val="795E26"/>
+          <w:sz w:val="21"/>
+          <w:szCs w:val="21"/>
+        </w:rPr>
+        <w:t>log</w:t>
+      </w:r>
+      <w:r>
+        <w:rPr>
+          <w:rFonts w:ascii="Consolas" w:eastAsia="Times New Roman" w:hAnsi="Consolas" w:cs="Times New Roman"/>
+          <w:color w:val="3B3B3B"/>
+          <w:sz w:val="21"/>
+          <w:szCs w:val="21"/>
+        </w:rPr>
+        <w:t>(</w:t>
+      </w:r>
+      <w:r>
+        <w:rPr>
+          <w:rFonts w:ascii="Consolas" w:eastAsia="Times New Roman" w:hAnsi="Consolas" w:cs="Times New Roman"/>
+          <w:color w:val="A31515"/>
+          <w:sz w:val="21"/>
+          <w:szCs w:val="21"/>
+        </w:rPr>
+        <w:t xml:space="preserve">`Total time is: </w:t>
+      </w:r>
+      <w:r>
+        <w:rPr>
+          <w:rFonts w:ascii="Consolas" w:eastAsia="Times New Roman" w:hAnsi="Consolas" w:cs="Times New Roman"/>
+          <w:color w:val="0000FF"/>
+          <w:sz w:val="21"/>
+          <w:szCs w:val="21"/>
+        </w:rPr>
+        <w:t>${</w:t>
+      </w:r>
+      <w:r>
+        <w:rPr>
+          <w:rFonts w:ascii="Consolas" w:eastAsia="Times New Roman" w:hAnsi="Consolas" w:cs="Times New Roman"/>
+          <w:color w:val="0070C1"/>
+          <w:sz w:val="21"/>
+          <w:szCs w:val="21"/>
+        </w:rPr>
+        <w:t>now</w:t>
+      </w:r>
+      <w:r>
+        <w:rPr>
+          <w:rFonts w:ascii="Consolas" w:eastAsia="Times New Roman" w:hAnsi="Consolas" w:cs="Times New Roman"/>
+          <w:color w:val="000000"/>
+          <w:sz w:val="21"/>
+          <w:szCs w:val="21"/>
+        </w:rPr>
+        <w:t xml:space="preserve"> - </w:t>
+      </w:r>
+      <w:r>
+        <w:rPr>
+          <w:rFonts w:ascii="Consolas" w:eastAsia="Times New Roman" w:hAnsi="Consolas" w:cs="Times New Roman"/>
+          <w:color w:val="267F99"/>
+          <w:sz w:val="21"/>
+          <w:szCs w:val="21"/>
+        </w:rPr>
+        <w:t>Date</w:t>
+      </w:r>
+      <w:r>
+        <w:rPr>
+          <w:rFonts w:ascii="Consolas" w:eastAsia="Times New Roman" w:hAnsi="Consolas" w:cs="Times New Roman"/>
+          <w:color w:val="000000"/>
+          <w:sz w:val="21"/>
+          <w:szCs w:val="21"/>
+        </w:rPr>
+        <w:t>.</w:t>
+      </w:r>
+      <w:r>
+        <w:rPr>
+          <w:rFonts w:ascii="Consolas" w:eastAsia="Times New Roman" w:hAnsi="Consolas" w:cs="Times New Roman"/>
+          <w:color w:val="795E26"/>
+          <w:sz w:val="21"/>
+          <w:szCs w:val="21"/>
+        </w:rPr>
+        <w:t>now</w:t>
+      </w:r>
+      <w:r>
+        <w:rPr>
+          <w:rFonts w:ascii="Consolas" w:eastAsia="Times New Roman" w:hAnsi="Consolas" w:cs="Times New Roman"/>
+          <w:color w:val="000000"/>
+          <w:sz w:val="21"/>
+          <w:szCs w:val="21"/>
+        </w:rPr>
+        <w:t>()</w:t>
+      </w:r>
+      <w:r>
+        <w:rPr>
+          <w:rFonts w:ascii="Consolas" w:eastAsia="Times New Roman" w:hAnsi="Consolas" w:cs="Times New Roman"/>
+          <w:color w:val="0000FF"/>
+          <w:sz w:val="21"/>
+          <w:szCs w:val="21"/>
+        </w:rPr>
+        <w:t>}</w:t>
+      </w:r>
+      <w:r>
+        <w:rPr>
+          <w:rFonts w:ascii="Consolas" w:eastAsia="Times New Roman" w:hAnsi="Consolas" w:cs="Times New Roman"/>
+          <w:color w:val="A31515"/>
+          <w:sz w:val="21"/>
+          <w:szCs w:val="21"/>
+        </w:rPr>
+        <w:t>ms`</w:t>
+      </w:r>
+      <w:r>
+        <w:rPr>
+          <w:rFonts w:ascii="Consolas" w:eastAsia="Times New Roman" w:hAnsi="Consolas" w:cs="Times New Roman"/>
+          <w:color w:val="3B3B3B"/>
+          <w:sz w:val="21"/>
+          <w:szCs w:val="21"/>
+        </w:rPr>
+        <w:t>)));</w:t>
+      </w:r>
+    </w:p>
+    <w:p>
+      <w:pPr>
+        <w:shd w:val="clear" w:color="auto" w:fill="FFFFFF"/>
+        <w:spacing w:after="0" w:line="285" w:lineRule="atLeast"/>
+        <w:rPr>
+          <w:rFonts w:ascii="Consolas" w:eastAsia="Times New Roman" w:hAnsi="Consolas" w:cs="Times New Roman"/>
+          <w:color w:val="3B3B3B"/>
+          <w:sz w:val="21"/>
+          <w:szCs w:val="21"/>
+        </w:rPr>
+      </w:pPr>
+      <w:r>
+        <w:rPr>
+          <w:rFonts w:ascii="Consolas" w:eastAsia="Times New Roman" w:hAnsi="Consolas" w:cs="Times New Roman"/>
+          <w:color w:val="3B3B3B"/>
+          <w:sz w:val="21"/>
+          <w:szCs w:val="21"/>
+        </w:rPr>
+        <w:t>  }</w:t>
+      </w:r>
+    </w:p>
+    <w:p>
+      <w:pPr>
+        <w:shd w:val="clear" w:color="auto" w:fill="FFFFFF"/>
+        <w:spacing w:after="0" w:line="285" w:lineRule="atLeast"/>
+        <w:rPr>
+          <w:rFonts w:ascii="Consolas" w:eastAsia="Times New Roman" w:hAnsi="Consolas" w:cs="Times New Roman"/>
+          <w:color w:val="3B3B3B"/>
+          <w:sz w:val="21"/>
+          <w:szCs w:val="21"/>
+        </w:rPr>
+      </w:pPr>
+      <w:r>
+        <w:rPr>
+          <w:rFonts w:ascii="Consolas" w:eastAsia="Times New Roman" w:hAnsi="Consolas" w:cs="Times New Roman"/>
+          <w:color w:val="3B3B3B"/>
+          <w:sz w:val="21"/>
+          <w:szCs w:val="21"/>
+        </w:rPr>
+        <w:t>}</w:t>
+      </w:r>
+    </w:p>
+    <w:p>
+      <w:pPr>
+        <w:ind w:left="720" w:firstLine="720"/>
+        <w:rPr>
+          <w:rFonts w:ascii="Sakkal Majalla" w:hAnsi="Sakkal Majalla" w:cs="Sakkal Majalla"/>
+          <w:sz w:val="28"/>
+          <w:szCs w:val="28"/>
+        </w:rPr>
+      </w:pPr>
+      <w:r>
+        <w:rPr>
+          <w:rFonts w:ascii="Sakkal Majalla" w:hAnsi="Sakkal Majalla" w:cs="Sakkal Majalla"/>
+          <w:sz w:val="28"/>
+          <w:szCs w:val="28"/>
+        </w:rPr>
+        <w:t>****************************************************</w:t>
+      </w:r>
+    </w:p>
+    <w:p>
+      <w:pPr>
+        <w:rPr>
+          <w:rFonts w:ascii="Sakkal Majalla" w:hAnsi="Sakkal Majalla" w:cs="Sakkal Majalla"/>
+          <w:sz w:val="28"/>
+          <w:szCs w:val="28"/>
+        </w:rPr>
+      </w:pPr>
+      <w:r>
+        <w:rPr>
+          <w:noProof/>
+        </w:rPr>
+        <w:drawing>
+          <wp:inline distT="0" distB="0" distL="0" distR="0" wp14:anchorId="563106F5" wp14:editId="3D412264">
+            <wp:extent cx="5943600" cy="2498090"/>
+            <wp:effectExtent l="0" t="0" r="0" b="0"/>
+            <wp:docPr id="4" name="Picture 4"/>
+            <wp:cNvGraphicFramePr>
+              <a:graphicFrameLocks xmlns:a="http://schemas.openxmlformats.org/drawingml/2006/main" noChangeAspect="1"/>
+            </wp:cNvGraphicFramePr>
+            <a:graphic xmlns:a="http://schemas.openxmlformats.org/drawingml/2006/main">
+              <a:graphicData uri="http://schemas.openxmlformats.org/drawingml/2006/picture">
+                <pic:pic xmlns:pic="http://schemas.openxmlformats.org/drawingml/2006/picture">
+                  <pic:nvPicPr>
+                    <pic:cNvPr id="1" name=""/>
+                    <pic:cNvPicPr/>
+                  </pic:nvPicPr>
+                  <pic:blipFill>
+                    <a:blip r:embed="rId8"/>
+                    <a:stretch>
+                      <a:fillRect/>
+                    </a:stretch>
+                  </pic:blipFill>
+                  <pic:spPr>
+                    <a:xfrm>
+                      <a:off x="0" y="0"/>
+                      <a:ext cx="5943600" cy="2498090"/>
+                    </a:xfrm>
+                    <a:prstGeom prst="rect">
+                      <a:avLst/>
+                    </a:prstGeom>
+                  </pic:spPr>
+                </pic:pic>
+              </a:graphicData>
+            </a:graphic>
+          </wp:inline>
+        </w:drawing>
+      </w:r>
+    </w:p>
+    <w:p>
+      <w:pPr>
+        <w:ind w:left="720" w:firstLine="720"/>
+        <w:rPr>
+          <w:rFonts w:ascii="Sakkal Majalla" w:hAnsi="Sakkal Majalla" w:cs="Sakkal Majalla"/>
+          <w:sz w:val="28"/>
+          <w:szCs w:val="28"/>
+        </w:rPr>
+      </w:pPr>
+      <w:r>
+        <w:rPr>
+          <w:rFonts w:ascii="Sakkal Majalla" w:hAnsi="Sakkal Majalla" w:cs="Sakkal Majalla"/>
+          <w:sz w:val="28"/>
+          <w:szCs w:val="28"/>
+        </w:rPr>
+        <w:t>****************************************************</w:t>
+      </w:r>
+    </w:p>
+    <w:p>
+      <w:pPr>
+        <w:rPr>
+          <w:rFonts w:ascii="Sakkal Majalla" w:hAnsi="Sakkal Majalla" w:cs="Sakkal Majalla"/>
+          <w:sz w:val="28"/>
+          <w:szCs w:val="28"/>
+        </w:rPr>
+      </w:pPr>
+      <w:r>
+        <w:rPr>
+          <w:noProof/>
+        </w:rPr>
+        <w:lastRenderedPageBreak/>
+        <w:drawing>
+          <wp:inline distT="0" distB="0" distL="0" distR="0" wp14:anchorId="79025764" wp14:editId="2381D378">
+            <wp:extent cx="6543675" cy="2793365"/>
+            <wp:effectExtent l="0" t="0" r="9525" b="6985"/>
+            <wp:docPr id="5" name="Picture 5"/>
+            <wp:cNvGraphicFramePr>
+              <a:graphicFrameLocks xmlns:a="http://schemas.openxmlformats.org/drawingml/2006/main" noChangeAspect="1"/>
+            </wp:cNvGraphicFramePr>
+            <a:graphic xmlns:a="http://schemas.openxmlformats.org/drawingml/2006/main">
+              <a:graphicData uri="http://schemas.openxmlformats.org/drawingml/2006/picture">
+                <pic:pic xmlns:pic="http://schemas.openxmlformats.org/drawingml/2006/picture">
+                  <pic:nvPicPr>
+                    <pic:cNvPr id="1" name=""/>
+                    <pic:cNvPicPr/>
+                  </pic:nvPicPr>
+                  <pic:blipFill>
+                    <a:blip r:embed="rId9"/>
+                    <a:stretch>
+                      <a:fillRect/>
+                    </a:stretch>
+                  </pic:blipFill>
+                  <pic:spPr>
+                    <a:xfrm>
+                      <a:off x="0" y="0"/>
+                      <a:ext cx="6551190" cy="2796573"/>
+                    </a:xfrm>
+                    <a:prstGeom prst="rect">
+                      <a:avLst/>
+                    </a:prstGeom>
+                  </pic:spPr>
+                </pic:pic>
+              </a:graphicData>
+            </a:graphic>
+          </wp:inline>
+        </w:drawing>
+      </w:r>
+    </w:p>
+    <w:p>
+      <w:pPr>
+        <w:ind w:left="720" w:firstLine="720"/>
+        <w:rPr>
+          <w:rFonts w:ascii="Sakkal Majalla" w:hAnsi="Sakkal Majalla" w:cs="Sakkal Majalla"/>
+          <w:sz w:val="28"/>
+          <w:szCs w:val="28"/>
+        </w:rPr>
+      </w:pPr>
+      <w:r>
+        <w:rPr>
+          <w:rFonts w:ascii="Sakkal Majalla" w:hAnsi="Sakkal Majalla" w:cs="Sakkal Majalla"/>
+          <w:sz w:val="28"/>
+          <w:szCs w:val="28"/>
+        </w:rPr>
+        <w:t>****************************************************</w:t>
+      </w:r>
+    </w:p>
+    <w:p>
+      <w:pPr>
+        <w:rPr>
+          <w:rFonts w:ascii="Sakkal Majalla" w:hAnsi="Sakkal Majalla" w:cs="Sakkal Majalla"/>
+          <w:sz w:val="28"/>
+          <w:szCs w:val="28"/>
+        </w:rPr>
+      </w:pPr>
+      <w:r>
+        <w:rPr>
+          <w:noProof/>
+        </w:rPr>
+        <w:drawing>
+          <wp:inline distT="0" distB="0" distL="0" distR="0" wp14:anchorId="784AFDB5" wp14:editId="65C07D68">
+            <wp:extent cx="6631925" cy="4105275"/>
+            <wp:effectExtent l="0" t="0" r="0" b="0"/>
+            <wp:docPr id="6" name="Picture 6"/>
+            <wp:cNvGraphicFramePr>
+              <a:graphicFrameLocks xmlns:a="http://schemas.openxmlformats.org/drawingml/2006/main" noChangeAspect="1"/>
+            </wp:cNvGraphicFramePr>
+            <a:graphic xmlns:a="http://schemas.openxmlformats.org/drawingml/2006/main">
+              <a:graphicData uri="http://schemas.openxmlformats.org/drawingml/2006/picture">
+                <pic:pic xmlns:pic="http://schemas.openxmlformats.org/drawingml/2006/picture">
+                  <pic:nvPicPr>
+                    <pic:cNvPr id="1" name=""/>
+                    <pic:cNvPicPr/>
+                  </pic:nvPicPr>
+                  <pic:blipFill>
+                    <a:blip r:embed="rId10"/>
+                    <a:stretch>
+                      <a:fillRect/>
+                    </a:stretch>
+                  </pic:blipFill>
+                  <pic:spPr>
+                    <a:xfrm>
+                      <a:off x="0" y="0"/>
+                      <a:ext cx="6636963" cy="4108394"/>
+                    </a:xfrm>
+                    <a:prstGeom prst="rect">
+                      <a:avLst/>
+                    </a:prstGeom>
+                  </pic:spPr>
+                </pic:pic>
+              </a:graphicData>
+            </a:graphic>
+          </wp:inline>
+        </w:drawing>
+      </w:r>
+    </w:p>
+    <w:p>
+      <w:pPr>
+        <w:ind w:left="720" w:firstLine="720"/>
+        <w:rPr>
+          <w:rFonts w:ascii="Sakkal Majalla" w:hAnsi="Sakkal Majalla" w:cs="Sakkal Majalla"/>
+          <w:sz w:val="28"/>
+          <w:szCs w:val="28"/>
+        </w:rPr>
+      </w:pPr>
+      <w:r>
+        <w:rPr>
+          <w:rFonts w:ascii="Sakkal Majalla" w:hAnsi="Sakkal Majalla" w:cs="Sakkal Majalla"/>
+          <w:sz w:val="28"/>
+          <w:szCs w:val="28"/>
+        </w:rPr>
+        <w:t>****************************************************</w:t>
+      </w:r>
+    </w:p>
+    <w:p>
+      <w:pPr>
+        <w:rPr>
+          <w:rFonts w:ascii="Sakkal Majalla" w:hAnsi="Sakkal Majalla" w:cs="Sakkal Majalla"/>
+          <w:sz w:val="28"/>
+          <w:szCs w:val="28"/>
+        </w:rPr>
+      </w:pPr>
+      <w:r>
+        <w:rPr>
+          <w:noProof/>
+        </w:rPr>
+        <w:lastRenderedPageBreak/>
+        <w:drawing>
+          <wp:inline distT="0" distB="0" distL="0" distR="0" wp14:anchorId="22A1D4B4" wp14:editId="5DC2C396">
+            <wp:extent cx="5943600" cy="2033270"/>
+            <wp:effectExtent l="0" t="0" r="0" b="5080"/>
+            <wp:docPr id="7" name="Picture 7"/>
+            <wp:cNvGraphicFramePr>
+              <a:graphicFrameLocks xmlns:a="http://schemas.openxmlformats.org/drawingml/2006/main" noChangeAspect="1"/>
+            </wp:cNvGraphicFramePr>
+            <a:graphic xmlns:a="http://schemas.openxmlformats.org/drawingml/2006/main">
+              <a:graphicData uri="http://schemas.openxmlformats.org/drawingml/2006/picture">
+                <pic:pic xmlns:pic="http://schemas.openxmlformats.org/drawingml/2006/picture">
+                  <pic:nvPicPr>
+                    <pic:cNvPr id="1" name=""/>
+                    <pic:cNvPicPr/>
+                  </pic:nvPicPr>
+                  <pic:blipFill>
+                    <a:blip r:embed="rId11"/>
+                    <a:stretch>
+                      <a:fillRect/>
+                    </a:stretch>
+                  </pic:blipFill>
+                  <pic:spPr>
+                    <a:xfrm>
+                      <a:off x="0" y="0"/>
+                      <a:ext cx="5943600" cy="2033270"/>
+                    </a:xfrm>
+                    <a:prstGeom prst="rect">
+                      <a:avLst/>
+                    </a:prstGeom>
+                  </pic:spPr>
+                </pic:pic>
+              </a:graphicData>
+            </a:graphic>
+          </wp:inline>
+        </w:drawing>
+      </w:r>
+    </w:p>
+    <w:p>
+      <w:pPr>
+        <w:ind w:left="720" w:firstLine="720"/>
+        <w:rPr>
+          <w:rFonts w:ascii="Sakkal Majalla" w:hAnsi="Sakkal Majalla" w:cs="Sakkal Majalla"/>
+          <w:sz w:val="28"/>
+          <w:szCs w:val="28"/>
+        </w:rPr>
+      </w:pPr>
+      <w:r>
+        <w:rPr>
+          <w:rFonts w:ascii="Sakkal Majalla" w:hAnsi="Sakkal Majalla" w:cs="Sakkal Majalla"/>
+          <w:sz w:val="28"/>
+          <w:szCs w:val="28"/>
+        </w:rPr>
+        <w:t>****************************************************</w:t>
+      </w:r>
+    </w:p>
+    <w:p>
+      <w:pPr>
+        <w:rPr>
+          <w:rFonts w:ascii="Sakkal Majalla" w:hAnsi="Sakkal Majalla" w:cs="Sakkal Majalla"/>
+          <w:sz w:val="28"/>
+          <w:szCs w:val="28"/>
+        </w:rPr>
+      </w:pPr>
+      <w:r>
+        <w:rPr>
+          <w:rFonts w:ascii="Sakkal Majalla" w:hAnsi="Sakkal Majalla" w:cs="Sakkal Majalla"/>
+          <w:sz w:val="28"/>
+          <w:szCs w:val="28"/>
+        </w:rPr>
+        <w:t>Here we can use constructor to inject the cache handler and check the values.</w:t>
+      </w:r>
+    </w:p>
+    <w:p>
+      <w:pPr>
+        <w:rPr>
+          <w:rFonts w:ascii="Sakkal Majalla" w:hAnsi="Sakkal Majalla" w:cs="Sakkal Majalla"/>
+          <w:sz w:val="28"/>
+          <w:szCs w:val="28"/>
+        </w:rPr>
+      </w:pPr>
+      <w:r>
+        <w:rPr>
+          <w:noProof/>
+        </w:rPr>
+        <w:drawing>
+          <wp:inline distT="0" distB="0" distL="0" distR="0" wp14:anchorId="0D4D6D04" wp14:editId="16D5026E">
+            <wp:extent cx="5943600" cy="3735070"/>
+            <wp:effectExtent l="0" t="0" r="0" b="0"/>
+            <wp:docPr id="8" name="Picture 8"/>
+            <wp:cNvGraphicFramePr>
+              <a:graphicFrameLocks xmlns:a="http://schemas.openxmlformats.org/drawingml/2006/main" noChangeAspect="1"/>
+            </wp:cNvGraphicFramePr>
+            <a:graphic xmlns:a="http://schemas.openxmlformats.org/drawingml/2006/main">
+              <a:graphicData uri="http://schemas.openxmlformats.org/drawingml/2006/picture">
+                <pic:pic xmlns:pic="http://schemas.openxmlformats.org/drawingml/2006/picture">
+                  <pic:nvPicPr>
+                    <pic:cNvPr id="1" name=""/>
+                    <pic:cNvPicPr/>
+                  </pic:nvPicPr>
+                  <pic:blipFill>
+                    <a:blip r:embed="rId12"/>
+                    <a:stretch>
+                      <a:fillRect/>
+                    </a:stretch>
+                  </pic:blipFill>
+                  <pic:spPr>
+                    <a:xfrm>
+                      <a:off x="0" y="0"/>
+                      <a:ext cx="5943600" cy="3735070"/>
+                    </a:xfrm>
+                    <a:prstGeom prst="rect">
+                      <a:avLst/>
+                    </a:prstGeom>
+                  </pic:spPr>
+                </pic:pic>
+              </a:graphicData>
+            </a:graphic>
+          </wp:inline>
+        </w:drawing>
+      </w:r>
+    </w:p>
+    <w:p>
+      <w:pPr>
+        <w:ind w:left="720" w:firstLine="720"/>
+        <w:rPr>
+          <w:rFonts w:ascii="Sakkal Majalla" w:hAnsi="Sakkal Majalla" w:cs="Sakkal Majalla"/>
+          <w:sz w:val="28"/>
+          <w:szCs w:val="28"/>
+        </w:rPr>
+      </w:pPr>
+      <w:r>
+        <w:rPr>
+          <w:rFonts w:ascii="Sakkal Majalla" w:hAnsi="Sakkal Majalla" w:cs="Sakkal Majalla"/>
+          <w:sz w:val="28"/>
+          <w:szCs w:val="28"/>
+        </w:rPr>
+        <w:t>****************************************************</w:t>
+      </w:r>
+    </w:p>
+    <w:p>
+      <w:pPr>
+        <w:rPr>
+          <w:rFonts w:ascii="Sakkal Majalla" w:hAnsi="Sakkal Majalla" w:cs="Sakkal Majalla"/>
+          <w:sz w:val="28"/>
+          <w:szCs w:val="28"/>
+        </w:rPr>
+      </w:pPr>
+      <w:r>
+        <w:rPr>
+          <w:noProof/>
+        </w:rPr>
+        <w:lastRenderedPageBreak/>
+        <w:drawing>
+          <wp:inline distT="0" distB="0" distL="0" distR="0" wp14:anchorId="2722CCD3" wp14:editId="05EA7F14">
+            <wp:extent cx="5943600" cy="3904615"/>
+            <wp:effectExtent l="0" t="0" r="0" b="635"/>
+            <wp:docPr id="9" name="Picture 9"/>
+            <wp:cNvGraphicFramePr>
+              <a:graphicFrameLocks xmlns:a="http://schemas.openxmlformats.org/drawingml/2006/main" noChangeAspect="1"/>
+            </wp:cNvGraphicFramePr>
+            <a:graphic xmlns:a="http://schemas.openxmlformats.org/drawingml/2006/main">
+              <a:graphicData uri="http://schemas.openxmlformats.org/drawingml/2006/picture">
+                <pic:pic xmlns:pic="http://schemas.openxmlformats.org/drawingml/2006/picture">
+                  <pic:nvPicPr>
+                    <pic:cNvPr id="1" name=""/>
+                    <pic:cNvPicPr/>
+                  </pic:nvPicPr>
+                  <pic:blipFill>
+                    <a:blip r:embed="rId13"/>
+                    <a:stretch>
+                      <a:fillRect/>
+                    </a:stretch>
+                  </pic:blipFill>
+                  <pic:spPr>
+                    <a:xfrm>
+                      <a:off x="0" y="0"/>
+                      <a:ext cx="5943600" cy="3904615"/>
+                    </a:xfrm>
+                    <a:prstGeom prst="rect">
+                      <a:avLst/>
+                    </a:prstGeom>
+                  </pic:spPr>
+                </pic:pic>
+              </a:graphicData>
+            </a:graphic>
+          </wp:inline>
+        </w:drawing>
+      </w:r>
+    </w:p>
+    <w:p>
+      <w:pPr>
+        <w:ind w:left="720" w:firstLine="720"/>
+        <w:rPr>
+          <w:rFonts w:ascii="Sakkal Majalla" w:hAnsi="Sakkal Majalla" w:cs="Sakkal Majalla"/>
+          <w:sz w:val="28"/>
+          <w:szCs w:val="28"/>
+        </w:rPr>
+      </w:pPr>
+      <w:r>
+        <w:rPr>
+          <w:rFonts w:ascii="Sakkal Majalla" w:hAnsi="Sakkal Majalla" w:cs="Sakkal Majalla"/>
+          <w:sz w:val="28"/>
+          <w:szCs w:val="28"/>
+        </w:rPr>
+        <w:t>****************************************************</w:t>
+      </w:r>
+    </w:p>
+    <w:p>
+      <w:pPr>
+        <w:shd w:val="clear" w:color="auto" w:fill="FFFFFF"/>
+        <w:spacing w:after="0" w:line="285" w:lineRule="atLeast"/>
+        <w:rPr>
+          <w:rFonts w:ascii="Consolas" w:eastAsia="Times New Roman" w:hAnsi="Consolas" w:cs="Times New Roman"/>
+          <w:color w:val="3B3B3B"/>
+          <w:sz w:val="21"/>
+          <w:szCs w:val="21"/>
+        </w:rPr>
+      </w:pPr>
+      <w:proofErr w:type="gramStart"/>
+      <w:r>
+        <w:rPr>
+          <w:rFonts w:ascii="Consolas" w:eastAsia="Times New Roman" w:hAnsi="Consolas" w:cs="Times New Roman"/>
+          <w:color w:val="AF00DB"/>
+          <w:sz w:val="21"/>
+          <w:szCs w:val="21"/>
+        </w:rPr>
+        <w:t>import</w:t>
+      </w:r>
+      <w:proofErr w:type="gramEnd"/>
+      <w:r>
+        <w:rPr>
+          <w:rFonts w:ascii="Consolas" w:eastAsia="Times New Roman" w:hAnsi="Consolas" w:cs="Times New Roman"/>
+          <w:color w:val="3B3B3B"/>
+          <w:sz w:val="21"/>
+          <w:szCs w:val="21"/>
+        </w:rPr>
+        <w:t xml:space="preserve"> { </w:t>
+      </w:r>
+      <w:r>
+        <w:rPr>
+          <w:rFonts w:ascii="Consolas" w:eastAsia="Times New Roman" w:hAnsi="Consolas" w:cs="Times New Roman"/>
+          <w:color w:val="001080"/>
+          <w:sz w:val="21"/>
+          <w:szCs w:val="21"/>
+        </w:rPr>
+        <w:t>createParamDecorator</w:t>
+      </w:r>
+      <w:r>
+        <w:rPr>
+          <w:rFonts w:ascii="Consolas" w:eastAsia="Times New Roman" w:hAnsi="Consolas" w:cs="Times New Roman"/>
+          <w:color w:val="3B3B3B"/>
+          <w:sz w:val="21"/>
+          <w:szCs w:val="21"/>
+        </w:rPr>
+        <w:t xml:space="preserve">, </w:t>
+      </w:r>
+      <w:r>
+        <w:rPr>
+          <w:rFonts w:ascii="Consolas" w:eastAsia="Times New Roman" w:hAnsi="Consolas" w:cs="Times New Roman"/>
+          <w:color w:val="001080"/>
+          <w:sz w:val="21"/>
+          <w:szCs w:val="21"/>
+        </w:rPr>
+        <w:t>ExecutionContext</w:t>
+      </w:r>
+      <w:r>
+        <w:rPr>
+          <w:rFonts w:ascii="Consolas" w:eastAsia="Times New Roman" w:hAnsi="Consolas" w:cs="Times New Roman"/>
+          <w:color w:val="3B3B3B"/>
+          <w:sz w:val="21"/>
+          <w:szCs w:val="21"/>
+        </w:rPr>
+        <w:t xml:space="preserve"> } </w:t>
+      </w:r>
+      <w:r>
+        <w:rPr>
+          <w:rFonts w:ascii="Consolas" w:eastAsia="Times New Roman" w:hAnsi="Consolas" w:cs="Times New Roman"/>
+          <w:color w:val="AF00DB"/>
+          <w:sz w:val="21"/>
+          <w:szCs w:val="21"/>
+        </w:rPr>
+        <w:t>from</w:t>
+      </w:r>
+      <w:r>
+        <w:rPr>
+          <w:rFonts w:ascii="Consolas" w:eastAsia="Times New Roman" w:hAnsi="Consolas" w:cs="Times New Roman"/>
+          <w:color w:val="3B3B3B"/>
+          <w:sz w:val="21"/>
+          <w:szCs w:val="21"/>
+        </w:rPr>
+        <w:t xml:space="preserve"> </w:t>
+      </w:r>
+      <w:r>
+        <w:rPr>
+          <w:rFonts w:ascii="Consolas" w:eastAsia="Times New Roman" w:hAnsi="Consolas" w:cs="Times New Roman"/>
+          <w:color w:val="A31515"/>
+          <w:sz w:val="21"/>
+          <w:szCs w:val="21"/>
+        </w:rPr>
+        <w:t>'@nestjs/common'</w:t>
+      </w:r>
+      <w:r>
+        <w:rPr>
+          <w:rFonts w:ascii="Consolas" w:eastAsia="Times New Roman" w:hAnsi="Consolas" w:cs="Times New Roman"/>
+          <w:color w:val="3B3B3B"/>
+          <w:sz w:val="21"/>
+          <w:szCs w:val="21"/>
+        </w:rPr>
+        <w:t>;</w:t>
+      </w:r>
+    </w:p>
+    <w:p>
+      <w:pPr>
+        <w:shd w:val="clear" w:color="auto" w:fill="FFFFFF"/>
+        <w:spacing w:after="0" w:line="285" w:lineRule="atLeast"/>
+        <w:rPr>
+          <w:rFonts w:ascii="Consolas" w:eastAsia="Times New Roman" w:hAnsi="Consolas" w:cs="Times New Roman"/>
+          <w:color w:val="3B3B3B"/>
+          <w:sz w:val="21"/>
+          <w:szCs w:val="21"/>
+        </w:rPr>
+      </w:pPr>
+    </w:p>
+    <w:p>
+      <w:pPr>
+        <w:shd w:val="clear" w:color="auto" w:fill="FFFFFF"/>
+        <w:spacing w:after="0" w:line="285" w:lineRule="atLeast"/>
+        <w:rPr>
+          <w:rFonts w:ascii="Consolas" w:eastAsia="Times New Roman" w:hAnsi="Consolas" w:cs="Times New Roman"/>
+          <w:color w:val="3B3B3B"/>
+          <w:sz w:val="21"/>
+          <w:szCs w:val="21"/>
+        </w:rPr>
+      </w:pPr>
+      <w:proofErr w:type="gramStart"/>
+      <w:r>
+        <w:rPr>
+          <w:rFonts w:ascii="Consolas" w:eastAsia="Times New Roman" w:hAnsi="Consolas" w:cs="Times New Roman"/>
+          <w:color w:val="AF00DB"/>
+          <w:sz w:val="21"/>
+          <w:szCs w:val="21"/>
+        </w:rPr>
+        <w:t>export</w:t>
+      </w:r>
+      <w:proofErr w:type="gramEnd"/>
+      <w:r>
+        <w:rPr>
+          <w:rFonts w:ascii="Consolas" w:eastAsia="Times New Roman" w:hAnsi="Consolas" w:cs="Times New Roman"/>
+          <w:color w:val="3B3B3B"/>
+          <w:sz w:val="21"/>
+          <w:szCs w:val="21"/>
+        </w:rPr>
+        <w:t xml:space="preserve"> </w:t>
+      </w:r>
+      <w:r>
+        <w:rPr>
+          <w:rFonts w:ascii="Consolas" w:eastAsia="Times New Roman" w:hAnsi="Consolas" w:cs="Times New Roman"/>
+          <w:color w:val="0000FF"/>
+          <w:sz w:val="21"/>
+          <w:szCs w:val="21"/>
+        </w:rPr>
+        <w:t>const</w:t>
+      </w:r>
+      <w:r>
+        <w:rPr>
+          <w:rFonts w:ascii="Consolas" w:eastAsia="Times New Roman" w:hAnsi="Consolas" w:cs="Times New Roman"/>
+          <w:color w:val="3B3B3B"/>
+          <w:sz w:val="21"/>
+          <w:szCs w:val="21"/>
+        </w:rPr>
+        <w:t xml:space="preserve"> </w:t>
+      </w:r>
+      <w:r>
+        <w:rPr>
+          <w:rFonts w:ascii="Consolas" w:eastAsia="Times New Roman" w:hAnsi="Consolas" w:cs="Times New Roman"/>
+          <w:color w:val="795E26"/>
+          <w:sz w:val="21"/>
+          <w:szCs w:val="21"/>
+        </w:rPr>
+        <w:t>User</w:t>
+      </w:r>
+      <w:r>
+        <w:rPr>
+          <w:rFonts w:ascii="Consolas" w:eastAsia="Times New Roman" w:hAnsi="Consolas" w:cs="Times New Roman"/>
+          <w:color w:val="3B3B3B"/>
+          <w:sz w:val="21"/>
+          <w:szCs w:val="21"/>
+        </w:rPr>
+        <w:t xml:space="preserve"> </w:t>
+      </w:r>
+      <w:r>
+        <w:rPr>
+          <w:rFonts w:ascii="Consolas" w:eastAsia="Times New Roman" w:hAnsi="Consolas" w:cs="Times New Roman"/>
+          <w:color w:val="000000"/>
+          <w:sz w:val="21"/>
+          <w:szCs w:val="21"/>
+        </w:rPr>
+        <w:t>=</w:t>
+      </w:r>
+      <w:r>
+        <w:rPr>
+          <w:rFonts w:ascii="Consolas" w:eastAsia="Times New Roman" w:hAnsi="Consolas" w:cs="Times New Roman"/>
+          <w:color w:val="3B3B3B"/>
+          <w:sz w:val="21"/>
+          <w:szCs w:val="21"/>
+        </w:rPr>
+        <w:t xml:space="preserve"> </w:t>
+      </w:r>
+      <w:r>
+        <w:rPr>
+          <w:rFonts w:ascii="Consolas" w:eastAsia="Times New Roman" w:hAnsi="Consolas" w:cs="Times New Roman"/>
+          <w:color w:val="795E26"/>
+          <w:sz w:val="21"/>
+          <w:szCs w:val="21"/>
+        </w:rPr>
+        <w:t>createParamDecorator</w:t>
+      </w:r>
+      <w:r>
+        <w:rPr>
+          <w:rFonts w:ascii="Consolas" w:eastAsia="Times New Roman" w:hAnsi="Consolas" w:cs="Times New Roman"/>
+          <w:color w:val="3B3B3B"/>
+          <w:sz w:val="21"/>
+          <w:szCs w:val="21"/>
+        </w:rPr>
+        <w:t>(</w:t>
+      </w:r>
+    </w:p>
+    <w:p>
+      <w:pPr>
+        <w:shd w:val="clear" w:color="auto" w:fill="FFFFFF"/>
+        <w:spacing w:after="0" w:line="285" w:lineRule="atLeast"/>
+        <w:rPr>
+          <w:rFonts w:ascii="Consolas" w:eastAsia="Times New Roman" w:hAnsi="Consolas" w:cs="Times New Roman"/>
+          <w:color w:val="3B3B3B"/>
+          <w:sz w:val="21"/>
+          <w:szCs w:val="21"/>
+        </w:rPr>
+      </w:pPr>
+      <w:r>
+        <w:rPr>
+          <w:rFonts w:ascii="Consolas" w:eastAsia="Times New Roman" w:hAnsi="Consolas" w:cs="Times New Roman"/>
+          <w:color w:val="3B3B3B"/>
+          <w:sz w:val="21"/>
+          <w:szCs w:val="21"/>
+        </w:rPr>
+        <w:t>  (</w:t>
+      </w:r>
+      <w:proofErr w:type="gramStart"/>
+      <w:r>
+        <w:rPr>
+          <w:rFonts w:ascii="Consolas" w:eastAsia="Times New Roman" w:hAnsi="Consolas" w:cs="Times New Roman"/>
+          <w:color w:val="001080"/>
+          <w:sz w:val="21"/>
+          <w:szCs w:val="21"/>
+        </w:rPr>
+        <w:t>data</w:t>
+      </w:r>
+      <w:proofErr w:type="gramEnd"/>
+      <w:r>
+        <w:rPr>
+          <w:rFonts w:ascii="Consolas" w:eastAsia="Times New Roman" w:hAnsi="Consolas" w:cs="Times New Roman"/>
+          <w:color w:val="000000"/>
+          <w:sz w:val="21"/>
+          <w:szCs w:val="21"/>
+        </w:rPr>
+        <w:t>:</w:t>
+      </w:r>
+      <w:r>
+        <w:rPr>
+          <w:rFonts w:ascii="Consolas" w:eastAsia="Times New Roman" w:hAnsi="Consolas" w:cs="Times New Roman"/>
+          <w:color w:val="3B3B3B"/>
+          <w:sz w:val="21"/>
+          <w:szCs w:val="21"/>
+        </w:rPr>
+        <w:t xml:space="preserve"> </w:t>
+      </w:r>
+      <w:r>
+        <w:rPr>
+          <w:rFonts w:ascii="Consolas" w:eastAsia="Times New Roman" w:hAnsi="Consolas" w:cs="Times New Roman"/>
+          <w:color w:val="267F99"/>
+          <w:sz w:val="21"/>
+          <w:szCs w:val="21"/>
+        </w:rPr>
+        <w:t>unknown</w:t>
+      </w:r>
+      <w:r>
+        <w:rPr>
+          <w:rFonts w:ascii="Consolas" w:eastAsia="Times New Roman" w:hAnsi="Consolas" w:cs="Times New Roman"/>
+          <w:color w:val="3B3B3B"/>
+          <w:sz w:val="21"/>
+          <w:szCs w:val="21"/>
+        </w:rPr>
+        <w:t xml:space="preserve">, </w:t>
+      </w:r>
+      <w:r>
+        <w:rPr>
+          <w:rFonts w:ascii="Consolas" w:eastAsia="Times New Roman" w:hAnsi="Consolas" w:cs="Times New Roman"/>
+          <w:color w:val="001080"/>
+          <w:sz w:val="21"/>
+          <w:szCs w:val="21"/>
+        </w:rPr>
+        <w:t>ctx</w:t>
+      </w:r>
+      <w:r>
+        <w:rPr>
+          <w:rFonts w:ascii="Consolas" w:eastAsia="Times New Roman" w:hAnsi="Consolas" w:cs="Times New Roman"/>
+          <w:color w:val="000000"/>
+          <w:sz w:val="21"/>
+          <w:szCs w:val="21"/>
+        </w:rPr>
+        <w:t>:</w:t>
+      </w:r>
+      <w:r>
+        <w:rPr>
+          <w:rFonts w:ascii="Consolas" w:eastAsia="Times New Roman" w:hAnsi="Consolas" w:cs="Times New Roman"/>
+          <w:color w:val="3B3B3B"/>
+          <w:sz w:val="21"/>
+          <w:szCs w:val="21"/>
+        </w:rPr>
+        <w:t xml:space="preserve"> </w:t>
+      </w:r>
+      <w:r>
+        <w:rPr>
+          <w:rFonts w:ascii="Consolas" w:eastAsia="Times New Roman" w:hAnsi="Consolas" w:cs="Times New Roman"/>
+          <w:color w:val="267F99"/>
+          <w:sz w:val="21"/>
+          <w:szCs w:val="21"/>
+        </w:rPr>
+        <w:t>ExecutionContext</w:t>
+      </w:r>
+      <w:r>
+        <w:rPr>
+          <w:rFonts w:ascii="Consolas" w:eastAsia="Times New Roman" w:hAnsi="Consolas" w:cs="Times New Roman"/>
+          <w:color w:val="3B3B3B"/>
+          <w:sz w:val="21"/>
+          <w:szCs w:val="21"/>
+        </w:rPr>
+        <w:t xml:space="preserve">) </w:t>
+      </w:r>
+      <w:r>
+        <w:rPr>
+          <w:rFonts w:ascii="Consolas" w:eastAsia="Times New Roman" w:hAnsi="Consolas" w:cs="Times New Roman"/>
+          <w:color w:val="0000FF"/>
+          <w:sz w:val="21"/>
+          <w:szCs w:val="21"/>
+        </w:rPr>
+        <w:t>=&gt;</w:t>
+      </w:r>
+      <w:r>
+        <w:rPr>
+          <w:rFonts w:ascii="Consolas" w:eastAsia="Times New Roman" w:hAnsi="Consolas" w:cs="Times New Roman"/>
+          <w:color w:val="3B3B3B"/>
+          <w:sz w:val="21"/>
+          <w:szCs w:val="21"/>
+        </w:rPr>
+        <w:t xml:space="preserve"> {</w:t>
+      </w:r>
+    </w:p>
+    <w:p>
+      <w:pPr>
+        <w:shd w:val="clear" w:color="auto" w:fill="FFFFFF"/>
+        <w:spacing w:after="0" w:line="285" w:lineRule="atLeast"/>
+        <w:rPr>
+          <w:rFonts w:ascii="Consolas" w:eastAsia="Times New Roman" w:hAnsi="Consolas" w:cs="Times New Roman"/>
+          <w:color w:val="3B3B3B"/>
+          <w:sz w:val="21"/>
+          <w:szCs w:val="21"/>
+        </w:rPr>
+      </w:pPr>
+      <w:r>
+        <w:rPr>
+          <w:rFonts w:ascii="Consolas" w:eastAsia="Times New Roman" w:hAnsi="Consolas" w:cs="Times New Roman"/>
+          <w:color w:val="3B3B3B"/>
+          <w:sz w:val="21"/>
+          <w:szCs w:val="21"/>
+        </w:rPr>
+        <w:t xml:space="preserve">    </w:t>
+      </w:r>
+      <w:proofErr w:type="gramStart"/>
+      <w:r>
+        <w:rPr>
+          <w:rFonts w:ascii="Consolas" w:eastAsia="Times New Roman" w:hAnsi="Consolas" w:cs="Times New Roman"/>
+          <w:color w:val="0000FF"/>
+          <w:sz w:val="21"/>
+          <w:szCs w:val="21"/>
+        </w:rPr>
+        <w:t>const</w:t>
+      </w:r>
+      <w:proofErr w:type="gramEnd"/>
+      <w:r>
+        <w:rPr>
+          <w:rFonts w:ascii="Consolas" w:eastAsia="Times New Roman" w:hAnsi="Consolas" w:cs="Times New Roman"/>
+          <w:color w:val="3B3B3B"/>
+          <w:sz w:val="21"/>
+          <w:szCs w:val="21"/>
+        </w:rPr>
+        <w:t xml:space="preserve"> </w:t>
+      </w:r>
+      <w:r>
+        <w:rPr>
+          <w:rFonts w:ascii="Consolas" w:eastAsia="Times New Roman" w:hAnsi="Consolas" w:cs="Times New Roman"/>
+          <w:color w:val="0070C1"/>
+          <w:sz w:val="21"/>
+          <w:szCs w:val="21"/>
+        </w:rPr>
+        <w:t>request</w:t>
+      </w:r>
+      <w:r>
+        <w:rPr>
+          <w:rFonts w:ascii="Consolas" w:eastAsia="Times New Roman" w:hAnsi="Consolas" w:cs="Times New Roman"/>
+          <w:color w:val="3B3B3B"/>
+          <w:sz w:val="21"/>
+          <w:szCs w:val="21"/>
+        </w:rPr>
+        <w:t xml:space="preserve"> </w:t>
+      </w:r>
+      <w:r>
+        <w:rPr>
+          <w:rFonts w:ascii="Consolas" w:eastAsia="Times New Roman" w:hAnsi="Consolas" w:cs="Times New Roman"/>
+          <w:color w:val="000000"/>
+          <w:sz w:val="21"/>
+          <w:szCs w:val="21"/>
+        </w:rPr>
+        <w:t>=</w:t>
+      </w:r>
+      <w:r>
+        <w:rPr>
+          <w:rFonts w:ascii="Consolas" w:eastAsia="Times New Roman" w:hAnsi="Consolas" w:cs="Times New Roman"/>
+          <w:color w:val="3B3B3B"/>
+          <w:sz w:val="21"/>
+          <w:szCs w:val="21"/>
+        </w:rPr>
+        <w:t xml:space="preserve"> </w:t>
+      </w:r>
+      <w:r>
+        <w:rPr>
+          <w:rFonts w:ascii="Consolas" w:eastAsia="Times New Roman" w:hAnsi="Consolas" w:cs="Times New Roman"/>
+          <w:color w:val="001080"/>
+          <w:sz w:val="21"/>
+          <w:szCs w:val="21"/>
+        </w:rPr>
+        <w:t>ctx</w:t>
+      </w:r>
+      <w:r>
+        <w:rPr>
+          <w:rFonts w:ascii="Consolas" w:eastAsia="Times New Roman" w:hAnsi="Consolas" w:cs="Times New Roman"/>
+          <w:color w:val="3B3B3B"/>
+          <w:sz w:val="21"/>
+          <w:szCs w:val="21"/>
+        </w:rPr>
+        <w:t>.</w:t>
+      </w:r>
+      <w:r>
+        <w:rPr>
+          <w:rFonts w:ascii="Consolas" w:eastAsia="Times New Roman" w:hAnsi="Consolas" w:cs="Times New Roman"/>
+          <w:color w:val="795E26"/>
+          <w:sz w:val="21"/>
+          <w:szCs w:val="21"/>
+        </w:rPr>
+        <w:t>switchToHttp</w:t>
+      </w:r>
+      <w:r>
+        <w:rPr>
+          <w:rFonts w:ascii="Consolas" w:eastAsia="Times New Roman" w:hAnsi="Consolas" w:cs="Times New Roman"/>
+          <w:color w:val="3B3B3B"/>
+          <w:sz w:val="21"/>
+          <w:szCs w:val="21"/>
+        </w:rPr>
+        <w:t>().</w:t>
+      </w:r>
+      <w:r>
+        <w:rPr>
+          <w:rFonts w:ascii="Consolas" w:eastAsia="Times New Roman" w:hAnsi="Consolas" w:cs="Times New Roman"/>
+          <w:color w:val="795E26"/>
+          <w:sz w:val="21"/>
+          <w:szCs w:val="21"/>
+        </w:rPr>
+        <w:t>getRequest</w:t>
+      </w:r>
+      <w:r>
+        <w:rPr>
+          <w:rFonts w:ascii="Consolas" w:eastAsia="Times New Roman" w:hAnsi="Consolas" w:cs="Times New Roman"/>
+          <w:color w:val="3B3B3B"/>
+          <w:sz w:val="21"/>
+          <w:szCs w:val="21"/>
+        </w:rPr>
+        <w:t>();</w:t>
+      </w:r>
+    </w:p>
+    <w:p>
+      <w:pPr>
+        <w:shd w:val="clear" w:color="auto" w:fill="FFFFFF"/>
+        <w:spacing w:after="0" w:line="285" w:lineRule="atLeast"/>
+        <w:rPr>
+          <w:rFonts w:ascii="Consolas" w:eastAsia="Times New Roman" w:hAnsi="Consolas" w:cs="Times New Roman"/>
+          <w:color w:val="3B3B3B"/>
+          <w:sz w:val="21"/>
+          <w:szCs w:val="21"/>
+        </w:rPr>
+      </w:pPr>
+      <w:r>
+        <w:rPr>
+          <w:rFonts w:ascii="Consolas" w:eastAsia="Times New Roman" w:hAnsi="Consolas" w:cs="Times New Roman"/>
+          <w:color w:val="3B3B3B"/>
+          <w:sz w:val="21"/>
+          <w:szCs w:val="21"/>
+        </w:rPr>
+        <w:t xml:space="preserve">    </w:t>
+      </w:r>
+      <w:proofErr w:type="gramStart"/>
+      <w:r>
+        <w:rPr>
+          <w:rFonts w:ascii="Consolas" w:eastAsia="Times New Roman" w:hAnsi="Consolas" w:cs="Times New Roman"/>
+          <w:color w:val="001080"/>
+          <w:sz w:val="21"/>
+          <w:szCs w:val="21"/>
+        </w:rPr>
+        <w:t>console</w:t>
+      </w:r>
+      <w:r>
+        <w:rPr>
+          <w:rFonts w:ascii="Consolas" w:eastAsia="Times New Roman" w:hAnsi="Consolas" w:cs="Times New Roman"/>
+          <w:color w:val="3B3B3B"/>
+          <w:sz w:val="21"/>
+          <w:szCs w:val="21"/>
+        </w:rPr>
+        <w:t>.</w:t>
+      </w:r>
+      <w:r>
+        <w:rPr>
+          <w:rFonts w:ascii="Consolas" w:eastAsia="Times New Roman" w:hAnsi="Consolas" w:cs="Times New Roman"/>
+          <w:color w:val="795E26"/>
+          <w:sz w:val="21"/>
+          <w:szCs w:val="21"/>
+        </w:rPr>
+        <w:t>log</w:t>
+      </w:r>
+      <w:r>
+        <w:rPr>
+          <w:rFonts w:ascii="Consolas" w:eastAsia="Times New Roman" w:hAnsi="Consolas" w:cs="Times New Roman"/>
+          <w:color w:val="3B3B3B"/>
+          <w:sz w:val="21"/>
+          <w:szCs w:val="21"/>
+        </w:rPr>
+        <w:t>(</w:t>
+      </w:r>
+      <w:proofErr w:type="gramEnd"/>
+      <w:r>
+        <w:rPr>
+          <w:rFonts w:ascii="Consolas" w:eastAsia="Times New Roman" w:hAnsi="Consolas" w:cs="Times New Roman"/>
+          <w:color w:val="A31515"/>
+          <w:sz w:val="21"/>
+          <w:szCs w:val="21"/>
+        </w:rPr>
+        <w:t xml:space="preserve">`The request is: </w:t>
+      </w:r>
+      <w:r>
+        <w:rPr>
+          <w:rFonts w:ascii="Consolas" w:eastAsia="Times New Roman" w:hAnsi="Consolas" w:cs="Times New Roman"/>
+          <w:color w:val="0000FF"/>
+          <w:sz w:val="21"/>
+          <w:szCs w:val="21"/>
+        </w:rPr>
+        <w:t>${</w:t>
+      </w:r>
+      <w:r>
+        <w:rPr>
+          <w:rFonts w:ascii="Consolas" w:eastAsia="Times New Roman" w:hAnsi="Consolas" w:cs="Times New Roman"/>
+          <w:color w:val="0070C1"/>
+          <w:sz w:val="21"/>
+          <w:szCs w:val="21"/>
+        </w:rPr>
+        <w:t>request</w:t>
+      </w:r>
+      <w:r>
+        <w:rPr>
+          <w:rFonts w:ascii="Consolas" w:eastAsia="Times New Roman" w:hAnsi="Consolas" w:cs="Times New Roman"/>
+          <w:color w:val="000000"/>
+          <w:sz w:val="21"/>
+          <w:szCs w:val="21"/>
+        </w:rPr>
+        <w:t>.</w:t>
+      </w:r>
+      <w:r>
+        <w:rPr>
+          <w:rFonts w:ascii="Consolas" w:eastAsia="Times New Roman" w:hAnsi="Consolas" w:cs="Times New Roman"/>
+          <w:color w:val="001080"/>
+          <w:sz w:val="21"/>
+          <w:szCs w:val="21"/>
+        </w:rPr>
+        <w:t>path</w:t>
+      </w:r>
+      <w:r>
+        <w:rPr>
+          <w:rFonts w:ascii="Consolas" w:eastAsia="Times New Roman" w:hAnsi="Consolas" w:cs="Times New Roman"/>
+          <w:color w:val="0000FF"/>
+          <w:sz w:val="21"/>
+          <w:szCs w:val="21"/>
+        </w:rPr>
+        <w:t>}</w:t>
+      </w:r>
+      <w:r>
+        <w:rPr>
+          <w:rFonts w:ascii="Consolas" w:eastAsia="Times New Roman" w:hAnsi="Consolas" w:cs="Times New Roman"/>
+          <w:color w:val="A31515"/>
+          <w:sz w:val="21"/>
+          <w:szCs w:val="21"/>
+        </w:rPr>
+        <w:t>`</w:t>
+      </w:r>
+      <w:r>
+        <w:rPr>
+          <w:rFonts w:ascii="Consolas" w:eastAsia="Times New Roman" w:hAnsi="Consolas" w:cs="Times New Roman"/>
+          <w:color w:val="3B3B3B"/>
+          <w:sz w:val="21"/>
+          <w:szCs w:val="21"/>
+        </w:rPr>
+        <w:t>);</w:t>
+      </w:r>
+    </w:p>
+    <w:p>
+      <w:pPr>
+        <w:shd w:val="clear" w:color="auto" w:fill="FFFFFF"/>
+        <w:spacing w:after="0" w:line="285" w:lineRule="atLeast"/>
+        <w:rPr>
+          <w:rFonts w:ascii="Consolas" w:eastAsia="Times New Roman" w:hAnsi="Consolas" w:cs="Times New Roman"/>
+          <w:color w:val="3B3B3B"/>
+          <w:sz w:val="21"/>
+          <w:szCs w:val="21"/>
+        </w:rPr>
+      </w:pPr>
+      <w:r>
+        <w:rPr>
+          <w:rFonts w:ascii="Consolas" w:eastAsia="Times New Roman" w:hAnsi="Consolas" w:cs="Times New Roman"/>
+          <w:color w:val="3B3B3B"/>
+          <w:sz w:val="21"/>
+          <w:szCs w:val="21"/>
+        </w:rPr>
+        <w:t xml:space="preserve">    </w:t>
+      </w:r>
+      <w:proofErr w:type="gramStart"/>
+      <w:r>
+        <w:rPr>
+          <w:rFonts w:ascii="Consolas" w:eastAsia="Times New Roman" w:hAnsi="Consolas" w:cs="Times New Roman"/>
+          <w:color w:val="AF00DB"/>
+          <w:sz w:val="21"/>
+          <w:szCs w:val="21"/>
+        </w:rPr>
+        <w:t>return</w:t>
+      </w:r>
+      <w:proofErr w:type="gramEnd"/>
+      <w:r>
+        <w:rPr>
+          <w:rFonts w:ascii="Consolas" w:eastAsia="Times New Roman" w:hAnsi="Consolas" w:cs="Times New Roman"/>
+          <w:color w:val="3B3B3B"/>
+          <w:sz w:val="21"/>
+          <w:szCs w:val="21"/>
+        </w:rPr>
+        <w:t xml:space="preserve"> { </w:t>
+      </w:r>
+      <w:r>
+        <w:rPr>
+          <w:rFonts w:ascii="Consolas" w:eastAsia="Times New Roman" w:hAnsi="Consolas" w:cs="Times New Roman"/>
+          <w:color w:val="001080"/>
+          <w:sz w:val="21"/>
+          <w:szCs w:val="21"/>
+        </w:rPr>
+        <w:t>id:</w:t>
+      </w:r>
+      <w:r>
+        <w:rPr>
+          <w:rFonts w:ascii="Consolas" w:eastAsia="Times New Roman" w:hAnsi="Consolas" w:cs="Times New Roman"/>
+          <w:color w:val="3B3B3B"/>
+          <w:sz w:val="21"/>
+          <w:szCs w:val="21"/>
+        </w:rPr>
+        <w:t xml:space="preserve"> </w:t>
+      </w:r>
+      <w:r>
+        <w:rPr>
+          <w:rFonts w:ascii="Consolas" w:eastAsia="Times New Roman" w:hAnsi="Consolas" w:cs="Times New Roman"/>
+          <w:color w:val="098658"/>
+          <w:sz w:val="21"/>
+          <w:szCs w:val="21"/>
+        </w:rPr>
+        <w:t>1</w:t>
+      </w:r>
+      <w:r>
+        <w:rPr>
+          <w:rFonts w:ascii="Consolas" w:eastAsia="Times New Roman" w:hAnsi="Consolas" w:cs="Times New Roman"/>
+          <w:color w:val="3B3B3B"/>
+          <w:sz w:val="21"/>
+          <w:szCs w:val="21"/>
+        </w:rPr>
+        <w:t xml:space="preserve">, </w:t>
+      </w:r>
+      <w:r>
+        <w:rPr>
+          <w:rFonts w:ascii="Consolas" w:eastAsia="Times New Roman" w:hAnsi="Consolas" w:cs="Times New Roman"/>
+          <w:color w:val="001080"/>
+          <w:sz w:val="21"/>
+          <w:szCs w:val="21"/>
+        </w:rPr>
+        <w:t>username:</w:t>
+      </w:r>
+      <w:r>
+        <w:rPr>
+          <w:rFonts w:ascii="Consolas" w:eastAsia="Times New Roman" w:hAnsi="Consolas" w:cs="Times New Roman"/>
+          <w:color w:val="3B3B3B"/>
+          <w:sz w:val="21"/>
+          <w:szCs w:val="21"/>
+        </w:rPr>
+        <w:t xml:space="preserve"> </w:t>
+      </w:r>
+      <w:r>
+        <w:rPr>
+          <w:rFonts w:ascii="Consolas" w:eastAsia="Times New Roman" w:hAnsi="Consolas" w:cs="Times New Roman"/>
+          <w:color w:val="A31515"/>
+          <w:sz w:val="21"/>
+          <w:szCs w:val="21"/>
+        </w:rPr>
+        <w:t>'JLoka-01'</w:t>
+      </w:r>
+      <w:r>
+        <w:rPr>
+          <w:rFonts w:ascii="Consolas" w:eastAsia="Times New Roman" w:hAnsi="Consolas" w:cs="Times New Roman"/>
+          <w:color w:val="3B3B3B"/>
+          <w:sz w:val="21"/>
+          <w:szCs w:val="21"/>
+        </w:rPr>
+        <w:t xml:space="preserve"> };</w:t>
+      </w:r>
+    </w:p>
+    <w:p>
+      <w:pPr>
+        <w:shd w:val="clear" w:color="auto" w:fill="FFFFFF"/>
+        <w:spacing w:after="0" w:line="285" w:lineRule="atLeast"/>
+        <w:rPr>
+          <w:rFonts w:ascii="Consolas" w:eastAsia="Times New Roman" w:hAnsi="Consolas" w:cs="Times New Roman"/>
+          <w:color w:val="3B3B3B"/>
+          <w:sz w:val="21"/>
+          <w:szCs w:val="21"/>
+        </w:rPr>
+      </w:pPr>
+      <w:r>
+        <w:rPr>
+          <w:rFonts w:ascii="Consolas" w:eastAsia="Times New Roman" w:hAnsi="Consolas" w:cs="Times New Roman"/>
+          <w:color w:val="3B3B3B"/>
+          <w:sz w:val="21"/>
+          <w:szCs w:val="21"/>
+        </w:rPr>
+        <w:t>  },</w:t>
+      </w:r>
+    </w:p>
+    <w:p>
+      <w:pPr>
+        <w:shd w:val="clear" w:color="auto" w:fill="FFFFFF"/>
+        <w:spacing w:after="0" w:line="285" w:lineRule="atLeast"/>
+        <w:rPr>
+          <w:rFonts w:ascii="Consolas" w:eastAsia="Times New Roman" w:hAnsi="Consolas" w:cs="Times New Roman"/>
+          <w:color w:val="3B3B3B"/>
+          <w:sz w:val="21"/>
+          <w:szCs w:val="21"/>
+        </w:rPr>
+      </w:pPr>
+      <w:r>
+        <w:rPr>
+          <w:rFonts w:ascii="Consolas" w:eastAsia="Times New Roman" w:hAnsi="Consolas" w:cs="Times New Roman"/>
+          <w:color w:val="3B3B3B"/>
+          <w:sz w:val="21"/>
+          <w:szCs w:val="21"/>
+        </w:rPr>
+        <w:t>);</w:t>
+      </w:r>
+    </w:p>
+    <w:p>
+      <w:pPr>
+        <w:ind w:left="720" w:firstLine="720"/>
+        <w:rPr>
+          <w:rFonts w:ascii="Sakkal Majalla" w:hAnsi="Sakkal Majalla" w:cs="Sakkal Majalla"/>
+          <w:sz w:val="28"/>
+          <w:szCs w:val="28"/>
+        </w:rPr>
+      </w:pPr>
+      <w:r>
+        <w:rPr>
+          <w:rFonts w:ascii="Sakkal Majalla" w:hAnsi="Sakkal Majalla" w:cs="Sakkal Majalla"/>
+          <w:sz w:val="28"/>
+          <w:szCs w:val="28"/>
+        </w:rPr>
+        <w:t>****************************************************</w:t>
+      </w:r>
+    </w:p>
+    <w:p>
+      <w:pPr>
+        <w:shd w:val="clear" w:color="auto" w:fill="FFFFFF"/>
+        <w:spacing w:after="0" w:line="285" w:lineRule="atLeast"/>
+        <w:rPr>
+          <w:rFonts w:ascii="Consolas" w:eastAsia="Times New Roman" w:hAnsi="Consolas" w:cs="Times New Roman"/>
+          <w:color w:val="3B3B3B"/>
+          <w:sz w:val="21"/>
+          <w:szCs w:val="21"/>
+        </w:rPr>
+      </w:pPr>
+      <w:r>
+        <w:rPr>
+          <w:rFonts w:ascii="Consolas" w:eastAsia="Times New Roman" w:hAnsi="Consolas" w:cs="Times New Roman"/>
+          <w:color w:val="3B3B3B"/>
+          <w:sz w:val="21"/>
+          <w:szCs w:val="21"/>
+        </w:rPr>
+        <w:t xml:space="preserve">  </w:t>
+      </w:r>
+      <w:proofErr w:type="gramStart"/>
+      <w:r>
+        <w:rPr>
+          <w:rFonts w:ascii="Consolas" w:eastAsia="Times New Roman" w:hAnsi="Consolas" w:cs="Times New Roman"/>
+          <w:color w:val="3B3B3B"/>
+          <w:sz w:val="21"/>
+          <w:szCs w:val="21"/>
+        </w:rPr>
+        <w:t>@</w:t>
+      </w:r>
+      <w:r>
+        <w:rPr>
+          <w:rFonts w:ascii="Consolas" w:eastAsia="Times New Roman" w:hAnsi="Consolas" w:cs="Times New Roman"/>
+          <w:color w:val="795E26"/>
+          <w:sz w:val="21"/>
+          <w:szCs w:val="21"/>
+        </w:rPr>
+        <w:t>Get</w:t>
+      </w:r>
+      <w:r>
+        <w:rPr>
+          <w:rFonts w:ascii="Consolas" w:eastAsia="Times New Roman" w:hAnsi="Consolas" w:cs="Times New Roman"/>
+          <w:color w:val="3B3B3B"/>
+          <w:sz w:val="21"/>
+          <w:szCs w:val="21"/>
+        </w:rPr>
+        <w:t>(</w:t>
+      </w:r>
+      <w:proofErr w:type="gramEnd"/>
+      <w:r>
+        <w:rPr>
+          <w:rFonts w:ascii="Consolas" w:eastAsia="Times New Roman" w:hAnsi="Consolas" w:cs="Times New Roman"/>
+          <w:color w:val="A31515"/>
+          <w:sz w:val="21"/>
+          <w:szCs w:val="21"/>
+        </w:rPr>
+        <w:t>'/user'</w:t>
+      </w:r>
+      <w:r>
+        <w:rPr>
+          <w:rFonts w:ascii="Consolas" w:eastAsia="Times New Roman" w:hAnsi="Consolas" w:cs="Times New Roman"/>
+          <w:color w:val="3B3B3B"/>
+          <w:sz w:val="21"/>
+          <w:szCs w:val="21"/>
+        </w:rPr>
+        <w:t>)</w:t>
+      </w:r>
+    </w:p>
+    <w:p>
+      <w:pPr>
+        <w:shd w:val="clear" w:color="auto" w:fill="FFFFFF"/>
+        <w:spacing w:after="0" w:line="285" w:lineRule="atLeast"/>
+        <w:rPr>
+          <w:rFonts w:ascii="Consolas" w:eastAsia="Times New Roman" w:hAnsi="Consolas" w:cs="Times New Roman"/>
+          <w:color w:val="3B3B3B"/>
+          <w:sz w:val="21"/>
+          <w:szCs w:val="21"/>
+        </w:rPr>
+      </w:pPr>
+      <w:r>
+        <w:rPr>
+          <w:rFonts w:ascii="Consolas" w:eastAsia="Times New Roman" w:hAnsi="Consolas" w:cs="Times New Roman"/>
+          <w:color w:val="3B3B3B"/>
+          <w:sz w:val="21"/>
+          <w:szCs w:val="21"/>
+        </w:rPr>
+        <w:t xml:space="preserve">  </w:t>
+      </w:r>
+      <w:proofErr w:type="spellStart"/>
+      <w:proofErr w:type="gramStart"/>
+      <w:r>
+        <w:rPr>
+          <w:rFonts w:ascii="Consolas" w:eastAsia="Times New Roman" w:hAnsi="Consolas" w:cs="Times New Roman"/>
+          <w:color w:val="795E26"/>
+          <w:sz w:val="21"/>
+          <w:szCs w:val="21"/>
+        </w:rPr>
+        <w:t>getLokaUser</w:t>
+      </w:r>
+      <w:proofErr w:type="spellEnd"/>
+      <w:r>
+        <w:rPr>
+          <w:rFonts w:ascii="Consolas" w:eastAsia="Times New Roman" w:hAnsi="Consolas" w:cs="Times New Roman"/>
+          <w:color w:val="3B3B3B"/>
+          <w:sz w:val="21"/>
+          <w:szCs w:val="21"/>
+        </w:rPr>
+        <w:t>(</w:t>
+      </w:r>
+      <w:proofErr w:type="gramEnd"/>
+      <w:r>
+        <w:rPr>
+          <w:rFonts w:ascii="Consolas" w:eastAsia="Times New Roman" w:hAnsi="Consolas" w:cs="Times New Roman"/>
+          <w:color w:val="3B3B3B"/>
+          <w:sz w:val="21"/>
+          <w:szCs w:val="21"/>
+        </w:rPr>
+        <w:t>@</w:t>
+      </w:r>
+      <w:r>
+        <w:rPr>
+          <w:rFonts w:ascii="Consolas" w:eastAsia="Times New Roman" w:hAnsi="Consolas" w:cs="Times New Roman"/>
+          <w:color w:val="795E26"/>
+          <w:sz w:val="21"/>
+          <w:szCs w:val="21"/>
+        </w:rPr>
+        <w:t>User</w:t>
+      </w:r>
+      <w:r>
+        <w:rPr>
+          <w:rFonts w:ascii="Consolas" w:eastAsia="Times New Roman" w:hAnsi="Consolas" w:cs="Times New Roman"/>
+          <w:color w:val="3B3B3B"/>
+          <w:sz w:val="21"/>
+          <w:szCs w:val="21"/>
+        </w:rPr>
+        <w:t xml:space="preserve">() </w:t>
+      </w:r>
+      <w:r>
+        <w:rPr>
+          <w:rFonts w:ascii="Consolas" w:eastAsia="Times New Roman" w:hAnsi="Consolas" w:cs="Times New Roman"/>
+          <w:color w:val="001080"/>
+          <w:sz w:val="21"/>
+          <w:szCs w:val="21"/>
+        </w:rPr>
+        <w:t>user</w:t>
+      </w:r>
+      <w:r>
+        <w:rPr>
+          <w:rFonts w:ascii="Consolas" w:eastAsia="Times New Roman" w:hAnsi="Consolas" w:cs="Times New Roman"/>
+          <w:color w:val="3B3B3B"/>
+          <w:sz w:val="21"/>
+          <w:szCs w:val="21"/>
+        </w:rPr>
+        <w:t>) {</w:t>
+      </w:r>
+    </w:p>
+    <w:p>
+      <w:pPr>
+        <w:shd w:val="clear" w:color="auto" w:fill="FFFFFF"/>
+        <w:spacing w:after="0" w:line="285" w:lineRule="atLeast"/>
+        <w:rPr>
+          <w:rFonts w:ascii="Consolas" w:eastAsia="Times New Roman" w:hAnsi="Consolas" w:cs="Times New Roman"/>
+          <w:color w:val="3B3B3B"/>
+          <w:sz w:val="21"/>
+          <w:szCs w:val="21"/>
+        </w:rPr>
+      </w:pPr>
+      <w:r>
+        <w:rPr>
+          <w:rFonts w:ascii="Consolas" w:eastAsia="Times New Roman" w:hAnsi="Consolas" w:cs="Times New Roman"/>
+          <w:color w:val="3B3B3B"/>
+          <w:sz w:val="21"/>
+          <w:szCs w:val="21"/>
+        </w:rPr>
+        <w:t xml:space="preserve">    </w:t>
+      </w:r>
+      <w:proofErr w:type="gramStart"/>
+      <w:r>
+        <w:rPr>
+          <w:rFonts w:ascii="Consolas" w:eastAsia="Times New Roman" w:hAnsi="Consolas" w:cs="Times New Roman"/>
+          <w:color w:val="AF00DB"/>
+          <w:sz w:val="21"/>
+          <w:szCs w:val="21"/>
+        </w:rPr>
+        <w:t>return</w:t>
+      </w:r>
+      <w:proofErr w:type="gramEnd"/>
+      <w:r>
+        <w:rPr>
+          <w:rFonts w:ascii="Consolas" w:eastAsia="Times New Roman" w:hAnsi="Consolas" w:cs="Times New Roman"/>
+          <w:color w:val="3B3B3B"/>
+          <w:sz w:val="21"/>
+          <w:szCs w:val="21"/>
+        </w:rPr>
+        <w:t xml:space="preserve"> </w:t>
+      </w:r>
+      <w:r>
+        <w:rPr>
+          <w:rFonts w:ascii="Consolas" w:eastAsia="Times New Roman" w:hAnsi="Consolas" w:cs="Times New Roman"/>
+          <w:color w:val="001080"/>
+          <w:sz w:val="21"/>
+          <w:szCs w:val="21"/>
+        </w:rPr>
+        <w:t>user</w:t>
+      </w:r>
+    </w:p>
+    <w:p>
+      <w:pPr>
+        <w:shd w:val="clear" w:color="auto" w:fill="FFFFFF"/>
+        <w:spacing w:after="0" w:line="285" w:lineRule="atLeast"/>
+        <w:rPr>
+          <w:rFonts w:ascii="Consolas" w:eastAsia="Times New Roman" w:hAnsi="Consolas" w:cs="Times New Roman"/>
+          <w:color w:val="3B3B3B"/>
+          <w:sz w:val="21"/>
+          <w:szCs w:val="21"/>
+        </w:rPr>
+      </w:pPr>
+      <w:r>
+        <w:rPr>
+          <w:rFonts w:ascii="Consolas" w:eastAsia="Times New Roman" w:hAnsi="Consolas" w:cs="Times New Roman"/>
+          <w:color w:val="3B3B3B"/>
+          <w:sz w:val="21"/>
+          <w:szCs w:val="21"/>
+        </w:rPr>
+        <w:t>  }</w:t>
+      </w:r>
+    </w:p>
+    <w:p>
+      <w:pPr>
+        <w:ind w:left="720" w:firstLine="720"/>
+        <w:rPr>
+          <w:rFonts w:ascii="Sakkal Majalla" w:hAnsi="Sakkal Majalla" w:cs="Sakkal Majalla"/>
+          <w:sz w:val="28"/>
+          <w:szCs w:val="28"/>
+        </w:rPr>
+      </w:pPr>
+      <w:r>
+        <w:rPr>
+          <w:rFonts w:ascii="Sakkal Majalla" w:hAnsi="Sakkal Majalla" w:cs="Sakkal Majalla"/>
+          <w:sz w:val="28"/>
+          <w:szCs w:val="28"/>
+        </w:rPr>
+        <w:t>****************************************************</w:t>
+      </w:r>
+    </w:p>
+    <w:p>
+      <w:pPr>
+        <w:rPr>
+          <w:rFonts w:ascii="Sakkal Majalla" w:hAnsi="Sakkal Majalla" w:cs="Sakkal Majalla"/>
+          <w:sz w:val="28"/>
+          <w:szCs w:val="28"/>
+        </w:rPr>
+      </w:pPr>
+      <w:r>
+        <w:rPr>
+          <w:noProof/>
+        </w:rPr>
+        <w:lastRenderedPageBreak/>
+        <w:drawing>
+          <wp:inline distT="0" distB="0" distL="0" distR="0" wp14:anchorId="40AFA405" wp14:editId="7E20D073">
+            <wp:extent cx="5943600" cy="3940175"/>
+            <wp:effectExtent l="0" t="0" r="0" b="3175"/>
+            <wp:docPr id="10" name="Picture 10"/>
+            <wp:cNvGraphicFramePr>
+              <a:graphicFrameLocks xmlns:a="http://schemas.openxmlformats.org/drawingml/2006/main" noChangeAspect="1"/>
+            </wp:cNvGraphicFramePr>
+            <a:graphic xmlns:a="http://schemas.openxmlformats.org/drawingml/2006/main">
+              <a:graphicData uri="http://schemas.openxmlformats.org/drawingml/2006/picture">
+                <pic:pic xmlns:pic="http://schemas.openxmlformats.org/drawingml/2006/picture">
+                  <pic:nvPicPr>
+                    <pic:cNvPr id="1" name=""/>
+                    <pic:cNvPicPr/>
+                  </pic:nvPicPr>
+                  <pic:blipFill>
+                    <a:blip r:embed="rId14"/>
+                    <a:stretch>
+                      <a:fillRect/>
+                    </a:stretch>
+                  </pic:blipFill>
+                  <pic:spPr>
+                    <a:xfrm>
+                      <a:off x="0" y="0"/>
+                      <a:ext cx="5943600" cy="3940175"/>
+                    </a:xfrm>
+                    <a:prstGeom prst="rect">
+                      <a:avLst/>
+                    </a:prstGeom>
+                  </pic:spPr>
+                </pic:pic>
+              </a:graphicData>
+            </a:graphic>
+          </wp:inline>
+        </w:drawing>
+      </w:r>
+    </w:p>
+    <w:p>
+      <w:pPr>
+        <w:ind w:left="720" w:firstLine="720"/>
+        <w:rPr>
+          <w:rFonts w:ascii="Sakkal Majalla" w:hAnsi="Sakkal Majalla" w:cs="Sakkal Majalla"/>
+          <w:sz w:val="28"/>
+          <w:szCs w:val="28"/>
+        </w:rPr>
+      </w:pPr>
+      <w:r>
+        <w:rPr>
+          <w:rFonts w:ascii="Sakkal Majalla" w:hAnsi="Sakkal Majalla" w:cs="Sakkal Majalla"/>
+          <w:sz w:val="28"/>
+          <w:szCs w:val="28"/>
+        </w:rPr>
+        <w:t>****************************************************</w:t>
+      </w:r>
+    </w:p>
+    <w:p>
+      <w:pPr>
+        <w:rPr>
+          <w:rFonts w:ascii="Sakkal Majalla" w:hAnsi="Sakkal Majalla" w:cs="Sakkal Majalla"/>
+          <w:sz w:val="28"/>
+          <w:szCs w:val="28"/>
+        </w:rPr>
+      </w:pPr>
+      <w:r>
+        <w:rPr>
+          <w:noProof/>
+        </w:rPr>
+        <w:lastRenderedPageBreak/>
+        <w:drawing>
+          <wp:inline distT="0" distB="0" distL="0" distR="0" wp14:anchorId="0B9E9AF0" wp14:editId="270F6BF4">
+            <wp:extent cx="5943600" cy="4166235"/>
+            <wp:effectExtent l="0" t="0" r="0" b="5715"/>
+            <wp:docPr id="11" name="Picture 11"/>
+            <wp:cNvGraphicFramePr>
+              <a:graphicFrameLocks xmlns:a="http://schemas.openxmlformats.org/drawingml/2006/main" noChangeAspect="1"/>
+            </wp:cNvGraphicFramePr>
+            <a:graphic xmlns:a="http://schemas.openxmlformats.org/drawingml/2006/main">
+              <a:graphicData uri="http://schemas.openxmlformats.org/drawingml/2006/picture">
+                <pic:pic xmlns:pic="http://schemas.openxmlformats.org/drawingml/2006/picture">
+                  <pic:nvPicPr>
+                    <pic:cNvPr id="1" name=""/>
+                    <pic:cNvPicPr/>
+                  </pic:nvPicPr>
+                  <pic:blipFill>
+                    <a:blip r:embed="rId15"/>
+                    <a:stretch>
+                      <a:fillRect/>
+                    </a:stretch>
+                  </pic:blipFill>
+                  <pic:spPr>
+                    <a:xfrm>
+                      <a:off x="0" y="0"/>
+                      <a:ext cx="5943600" cy="4166235"/>
+                    </a:xfrm>
+                    <a:prstGeom prst="rect">
+                      <a:avLst/>
+                    </a:prstGeom>
+                  </pic:spPr>
+                </pic:pic>
+              </a:graphicData>
+            </a:graphic>
+          </wp:inline>
+        </w:drawing>
+      </w:r>
+    </w:p>
+    <w:p>
+      <w:pPr>
+        <w:ind w:left="720" w:firstLine="720"/>
+        <w:rPr>
+          <w:rFonts w:ascii="Sakkal Majalla" w:hAnsi="Sakkal Majalla" w:cs="Sakkal Majalla"/>
+          <w:sz w:val="28"/>
+          <w:szCs w:val="28"/>
+        </w:rPr>
+      </w:pPr>
+      <w:r>
+        <w:rPr>
+          <w:rFonts w:ascii="Sakkal Majalla" w:hAnsi="Sakkal Majalla" w:cs="Sakkal Majalla"/>
+          <w:sz w:val="28"/>
+          <w:szCs w:val="28"/>
+        </w:rPr>
+        <w:t>****************************************************</w:t>
+      </w:r>
+    </w:p>
+    <w:p>
+      <w:pPr>
+        <w:rPr>
+          <w:rFonts w:ascii="Sakkal Majalla" w:hAnsi="Sakkal Majalla" w:cs="Sakkal Majalla"/>
+          <w:sz w:val="28"/>
+          <w:szCs w:val="28"/>
+        </w:rPr>
+      </w:pPr>
+      <w:bookmarkStart w:id="0" w:name="_GoBack"/>
+      <w:r>
+        <w:rPr>
+          <w:noProof/>
+        </w:rPr>
+        <w:drawing>
+          <wp:inline distT="0" distB="0" distL="0" distR="0" wp14:anchorId="3076A7F6" wp14:editId="62396A5F">
+            <wp:extent cx="6010275" cy="2990592"/>
+            <wp:effectExtent l="0" t="0" r="0" b="635"/>
+            <wp:docPr id="12" name="Picture 12"/>
+            <wp:cNvGraphicFramePr>
+              <a:graphicFrameLocks xmlns:a="http://schemas.openxmlformats.org/drawingml/2006/main" noChangeAspect="1"/>
+            </wp:cNvGraphicFramePr>
+            <a:graphic xmlns:a="http://schemas.openxmlformats.org/drawingml/2006/main">
+              <a:graphicData uri="http://schemas.openxmlformats.org/drawingml/2006/picture">
+                <pic:pic xmlns:pic="http://schemas.openxmlformats.org/drawingml/2006/picture">
+                  <pic:nvPicPr>
+                    <pic:cNvPr id="1" name=""/>
+                    <pic:cNvPicPr/>
+                  </pic:nvPicPr>
+                  <pic:blipFill>
+                    <a:blip r:embed="rId16"/>
+                    <a:stretch>
+                      <a:fillRect/>
+                    </a:stretch>
+                  </pic:blipFill>
+                  <pic:spPr>
+                    <a:xfrm>
+                      <a:off x="0" y="0"/>
+                      <a:ext cx="6025716" cy="2998275"/>
+                    </a:xfrm>
+                    <a:prstGeom prst="rect">
+                      <a:avLst/>
+                    </a:prstGeom>
+                  </pic:spPr>
+                </pic:pic>
+              </a:graphicData>
+            </a:graphic>
+          </wp:inline>
+        </w:drawing>
+      </w:r>
+      <w:bookmarkEnd w:id="0"/>
+    </w:p>
+    <w:p>
+      <w:pPr>
+        <w:ind w:left="720" w:firstLine="720"/>
+        <w:rPr>
+          <w:rFonts w:ascii="Sakkal Majalla" w:hAnsi="Sakkal Majalla" w:cs="Sakkal Majalla"/>
+          <w:sz w:val="28"/>
+          <w:szCs w:val="28"/>
+        </w:rPr>
+      </w:pPr>
+      <w:r>
+        <w:rPr>
+          <w:rFonts w:ascii="Sakkal Majalla" w:hAnsi="Sakkal Majalla" w:cs="Sakkal Majalla"/>
+          <w:sz w:val="28"/>
+          <w:szCs w:val="28"/>
+        </w:rPr>
+        <w:t>****************************************************</w:t>
+      </w:r>
+    </w:p>
+    <w:p>
+      <w:pPr>
         <w:rPr>
           <w:rFonts w:ascii="Sakkal Majalla" w:hAnsi="Sakkal Majalla" w:cs="Sakkal Majalla"/>
           <w:sz w:val="28"/>
@@ -2822,7 +5681,7 @@
 </file>
 
 <file path=word/styles.xml><?xml version="1.0" encoding="utf-8"?>
-<w:styles xmlns:mc="http://schemas.openxmlformats.org/markup-compatibility/2006" xmlns:r="http://schemas.openxmlformats.org/officeDocument/2006/relationships" xmlns:w="http://schemas.openxmlformats.org/wordprocessingml/2006/main" xmlns:w14="http://schemas.microsoft.com/office/word/2010/wordml" xmlns:w15="http://schemas.microsoft.com/office/word/2012/wordml" xmlns:w16cex="http://schemas.microsoft.com/office/word/2018/wordml/cex" xmlns:w16cid="http://schemas.microsoft.com/office/word/2016/wordml/cid" xmlns:w16="http://schemas.microsoft.com/office/word/2018/wordml" xmlns:w16sdtdh="http://schemas.microsoft.com/office/word/2020/wordml/sdtdatahash" xmlns:w16se="http://schemas.microsoft.com/office/word/2015/wordml/symex" mc:Ignorable="w14 w15 w16se w16cid w16 w16cex w16sdtdh">
+<w:styles xmlns:mc="http://schemas.openxmlformats.org/markup-compatibility/2006" xmlns:r="http://schemas.openxmlformats.org/officeDocument/2006/relationships" xmlns:w="http://schemas.openxmlformats.org/wordprocessingml/2006/main" xmlns:w14="http://schemas.microsoft.com/office/word/2010/wordml" xmlns:w15="http://schemas.microsoft.com/office/word/2012/wordml" xmlns:w16se="http://schemas.microsoft.com/office/word/2015/wordml/symex" mc:Ignorable="w14 w15 w16se">
   <w:docDefaults>
     <w:rPrDefault>
       <w:rPr>
@@ -2838,7 +5697,7 @@
       </w:pPr>
     </w:pPrDefault>
   </w:docDefaults>
-  <w:latentStyles w:defLockedState="0" w:defUIPriority="99" w:defSemiHidden="0" w:defUnhideWhenUsed="0" w:defQFormat="0" w:count="376">
+  <w:latentStyles w:defLockedState="0" w:defUIPriority="99" w:defSemiHidden="0" w:defUnhideWhenUsed="0" w:defQFormat="0" w:count="371">
     <w:lsdException w:name="Normal" w:uiPriority="0" w:qFormat="1"/>
     <w:lsdException w:name="heading 1" w:uiPriority="9" w:qFormat="1"/>
     <w:lsdException w:name="heading 2" w:semiHidden="1" w:uiPriority="9" w:unhideWhenUsed="1" w:qFormat="1"/>
@@ -3210,15 +6069,11 @@
     <w:lsdException w:name="List Table 5 Dark Accent 6" w:uiPriority="50"/>
     <w:lsdException w:name="List Table 6 Colorful Accent 6" w:uiPriority="51"/>
     <w:lsdException w:name="List Table 7 Colorful Accent 6" w:uiPriority="52"/>
-    <w:lsdException w:name="Mention" w:semiHidden="1" w:unhideWhenUsed="1"/>
-    <w:lsdException w:name="Smart Hyperlink" w:semiHidden="1" w:unhideWhenUsed="1"/>
-    <w:lsdException w:name="Hashtag" w:semiHidden="1" w:unhideWhenUsed="1"/>
-    <w:lsdException w:name="Unresolved Mention" w:semiHidden="1" w:unhideWhenUsed="1"/>
-    <w:lsdException w:name="Smart Link" w:semiHidden="1" w:unhideWhenUsed="1"/>
   </w:latentStyles>
   <w:style w:type="paragraph" w:default="1" w:styleId="Normal">
     <w:name w:val="Normal"/>
     <w:qFormat/>
+    <w:rsid w:val="00F67035"/>
   </w:style>
   <w:style w:type="character" w:default="1" w:styleId="DefaultParagraphFont">
     <w:name w:val="Default Paragraph Font"/>
